--- a/Nieuwe Itemtypes Handleiding Invoer TOM.docx
+++ b/Nieuwe Itemtypes Handleiding Invoer TOM.docx
@@ -1,6 +1,6 @@
 
 <file path=word/document.xml><?xml version="1.0" encoding="utf-8"?>
-<w:document xmlns:wpc="http://schemas.microsoft.com/office/word/2010/wordprocessingCanvas" xmlns:cx="http://schemas.microsoft.com/office/drawing/2014/chartex" xmlns:cx1="http://schemas.microsoft.com/office/drawing/2015/9/8/chartex" xmlns:cx2="http://schemas.microsoft.com/office/drawing/2015/10/21/chartex" xmlns:cx3="http://schemas.microsoft.com/office/drawing/2016/5/9/chartex" xmlns:cx4="http://schemas.microsoft.com/office/drawing/2016/5/10/chartex" xmlns:cx5="http://schemas.microsoft.com/office/drawing/2016/5/11/chartex" xmlns:cx6="http://schemas.microsoft.com/office/drawing/2016/5/12/chartex" xmlns:cx7="http://schemas.microsoft.com/office/drawing/2016/5/13/chartex" xmlns:cx8="http://schemas.microsoft.com/office/drawing/2016/5/14/chartex" xmlns:mc="http://schemas.openxmlformats.org/markup-compatibility/2006" xmlns:aink="http://schemas.microsoft.com/office/drawing/2016/ink" xmlns:am3d="http://schemas.microsoft.com/office/drawing/2017/model3d" xmlns:o="urn:schemas-microsoft-com:office:office" xmlns:oel="http://schemas.microsoft.com/office/2019/extlst" xmlns:r="http://schemas.openxmlformats.org/officeDocument/2006/relationships" xmlns:m="http://schemas.openxmlformats.org/officeDocument/2006/math" xmlns:v="urn:schemas-microsoft-com:vml" xmlns:wp14="http://schemas.microsoft.com/office/word/2010/wordprocessingDrawing" xmlns:wp="http://schemas.openxmlformats.org/drawingml/2006/wordprocessingDrawing" xmlns:w10="urn:schemas-microsoft-com:office:word" xmlns:w="http://schemas.openxmlformats.org/wordprocessingml/2006/main" xmlns:w14="http://schemas.microsoft.com/office/word/2010/wordml" xmlns:w15="http://schemas.microsoft.com/office/word/2012/wordml" xmlns:w16cex="http://schemas.microsoft.com/office/word/2018/wordml/cex" xmlns:w16cid="http://schemas.microsoft.com/office/word/2016/wordml/cid" xmlns:w16="http://schemas.microsoft.com/office/word/2018/wordml" xmlns:w16du="http://schemas.microsoft.com/office/word/2023/wordml/word16du" xmlns:w16sdtdh="http://schemas.microsoft.com/office/word/2020/wordml/sdtdatahash" xmlns:w16sdtfl="http://schemas.microsoft.com/office/word/2024/wordml/sdtformatlock" xmlns:w16se="http://schemas.microsoft.com/office/word/2015/wordml/symex" xmlns:wpg="http://schemas.microsoft.com/office/word/2010/wordprocessingGroup" xmlns:wpi="http://schemas.microsoft.com/office/word/2010/wordprocessingInk" xmlns:wne="http://schemas.microsoft.com/office/word/2006/wordml" xmlns:wps="http://schemas.microsoft.com/office/word/2010/wordprocessingShape" mc:Ignorable="w14 w15 w16se w16cid w16 w16cex w16sdtdh w16sdtfl w16du wp14">
+<w:document xmlns:wpc="http://schemas.microsoft.com/office/word/2010/wordprocessingCanvas" xmlns:cx="http://schemas.microsoft.com/office/drawing/2014/chartex" xmlns:cx1="http://schemas.microsoft.com/office/drawing/2015/9/8/chartex" xmlns:cx2="http://schemas.microsoft.com/office/drawing/2015/10/21/chartex" xmlns:cx3="http://schemas.microsoft.com/office/drawing/2016/5/9/chartex" xmlns:cx4="http://schemas.microsoft.com/office/drawing/2016/5/10/chartex" xmlns:cx5="http://schemas.microsoft.com/office/drawing/2016/5/11/chartex" xmlns:cx6="http://schemas.microsoft.com/office/drawing/2016/5/12/chartex" xmlns:cx7="http://schemas.microsoft.com/office/drawing/2016/5/13/chartex" xmlns:cx8="http://schemas.microsoft.com/office/drawing/2016/5/14/chartex" xmlns:mc="http://schemas.openxmlformats.org/markup-compatibility/2006" xmlns:aink="http://schemas.microsoft.com/office/drawing/2016/ink" xmlns:am3d="http://schemas.microsoft.com/office/drawing/2017/model3d" xmlns:o="urn:schemas-microsoft-com:office:office" xmlns:oel="http://schemas.microsoft.com/office/2019/extlst" xmlns:r="http://schemas.openxmlformats.org/officeDocument/2006/relationships" xmlns:m="http://schemas.openxmlformats.org/officeDocument/2006/math" xmlns:v="urn:schemas-microsoft-com:vml" xmlns:wp14="http://schemas.microsoft.com/office/word/2010/wordprocessingDrawing" xmlns:wp="http://schemas.openxmlformats.org/drawingml/2006/wordprocessingDrawing" xmlns:w10="urn:schemas-microsoft-com:office:word" xmlns:w="http://schemas.openxmlformats.org/wordprocessingml/2006/main" xmlns:w14="http://schemas.microsoft.com/office/word/2010/wordml" xmlns:w15="http://schemas.microsoft.com/office/word/2012/wordml" xmlns:w16cei="http://schemas.microsoft.com/office/word/2026/wordml/cei" xmlns:w16cex="http://schemas.microsoft.com/office/word/2018/wordml/cex" xmlns:w16cid="http://schemas.microsoft.com/office/word/2016/wordml/cid" xmlns:w16="http://schemas.microsoft.com/office/word/2018/wordml" xmlns:w16du="http://schemas.microsoft.com/office/word/2023/wordml/word16du" xmlns:w16sdtdh="http://schemas.microsoft.com/office/word/2020/wordml/sdtdatahash" xmlns:w16sdtfl="http://schemas.microsoft.com/office/word/2024/wordml/sdtformatlock" xmlns:w16se="http://schemas.microsoft.com/office/word/2015/wordml/symex" xmlns:wpg="http://schemas.microsoft.com/office/word/2010/wordprocessingGroup" xmlns:wpi="http://schemas.microsoft.com/office/word/2010/wordprocessingInk" xmlns:wne="http://schemas.microsoft.com/office/word/2006/wordml" xmlns:wps="http://schemas.microsoft.com/office/word/2010/wordprocessingShape" mc:Ignorable="w14 w15 w16se w16cid w16 w16cex w16sdtdh w16sdtfl w16du wp14">
   <w:body>
     <w:p>
       <w:pPr>
@@ -44,7 +44,21 @@
         <w:rPr>
           <w:rFonts w:ascii="PT Sans" w:hAnsi="PT Sans"/>
         </w:rPr>
-        <w:t>Het invoeren van sleepvragen was erg tijdrovend voor TOM’ers. Naast dat het lastig is om de tabellen en sleepopties goed in te voeren, ziet iedere sleepvraag er anders uit. Dit komt omdat er in het huidige proces veel stappen zitten die erg foutgevoelig zijn (screenshot maken, bijsnijden van afbeeldingen, lettertype, verkleinen en vergroten van de tabel in QB, etc.).</w:t>
+        <w:t xml:space="preserve">Het invoeren van sleepvragen was erg tijdrovend voor </w:t>
+      </w:r>
+      <w:proofErr w:type="spellStart"/>
+      <w:r>
+        <w:rPr>
+          <w:rFonts w:ascii="PT Sans" w:hAnsi="PT Sans"/>
+        </w:rPr>
+        <w:t>TOM’ers</w:t>
+      </w:r>
+      <w:proofErr w:type="spellEnd"/>
+      <w:r>
+        <w:rPr>
+          <w:rFonts w:ascii="PT Sans" w:hAnsi="PT Sans"/>
+        </w:rPr>
+        <w:t>. Naast dat het lastig is om de tabellen en sleepopties goed in te voeren, ziet iedere sleepvraag er anders uit. Dit komt omdat er in het huidige proces veel stappen zitten die erg foutgevoelig zijn (screenshot maken, bijsnijden van afbeeldingen, lettertype, verkleinen en vergroten van de tabel in QB, etc.).</w:t>
       </w:r>
     </w:p>
     <w:p>
@@ -234,59 +248,81 @@
         <w:rPr>
           <w:rFonts w:ascii="PT Sans" w:hAnsi="PT Sans"/>
         </w:rPr>
-        <w:t>De tool is op het internet te gebruiken, je hoeft geen programma’s te downloaden.</w:t>
+        <w:t>Vanwege privacy/</w:t>
       </w:r>
       <w:r>
         <w:rPr>
           <w:rFonts w:ascii="PT Sans" w:hAnsi="PT Sans"/>
         </w:rPr>
-        <w:t xml:space="preserve"> Klik </w:t>
+        <w:t>data moet d</w:t>
+      </w:r>
+      <w:r>
+        <w:rPr>
+          <w:rFonts w:ascii="PT Sans" w:hAnsi="PT Sans"/>
+        </w:rPr>
+        <w:t xml:space="preserve">e tool </w:t>
+      </w:r>
+      <w:r>
+        <w:rPr>
+          <w:rFonts w:ascii="PT Sans" w:hAnsi="PT Sans"/>
+        </w:rPr>
+        <w:t xml:space="preserve">lokaal </w:t>
+      </w:r>
+      <w:r>
+        <w:rPr>
+          <w:rFonts w:ascii="PT Sans" w:hAnsi="PT Sans"/>
+        </w:rPr>
+        <w:t>gebruik</w:t>
+      </w:r>
+      <w:r>
+        <w:rPr>
+          <w:rFonts w:ascii="PT Sans" w:hAnsi="PT Sans"/>
+        </w:rPr>
+        <w:t>t worden</w:t>
+      </w:r>
+      <w:r>
+        <w:rPr>
+          <w:rFonts w:ascii="PT Sans" w:hAnsi="PT Sans"/>
+        </w:rPr>
+        <w:t xml:space="preserve">, je </w:t>
+      </w:r>
+      <w:r>
+        <w:rPr>
+          <w:rFonts w:ascii="PT Sans" w:hAnsi="PT Sans"/>
+        </w:rPr>
+        <w:t>moet daarvoor eenmalig wat voorwerk doen om het klaar te zetten.</w:t>
+      </w:r>
+      <w:r>
+        <w:rPr>
+          <w:rFonts w:ascii="PT Sans" w:hAnsi="PT Sans"/>
+        </w:rPr>
+        <w:t xml:space="preserve"> </w:t>
+      </w:r>
+      <w:r>
+        <w:rPr>
+          <w:rFonts w:ascii="PT Sans" w:hAnsi="PT Sans"/>
+        </w:rPr>
+        <w:t>Voor</w:t>
+      </w:r>
+      <w:r>
+        <w:rPr>
+          <w:rFonts w:ascii="PT Sans" w:hAnsi="PT Sans"/>
+        </w:rPr>
+        <w:t xml:space="preserve"> geïnteresseerden is de </w:t>
+      </w:r>
+      <w:r>
+        <w:rPr>
+          <w:rFonts w:ascii="PT Sans" w:hAnsi="PT Sans"/>
+        </w:rPr>
+        <w:t xml:space="preserve">documentatie en code </w:t>
+      </w:r>
+      <w:r>
+        <w:rPr>
+          <w:rFonts w:ascii="PT Sans" w:hAnsi="PT Sans"/>
+        </w:rPr>
+        <w:t xml:space="preserve">op GitHub te vinden: </w:t>
       </w:r>
       <w:hyperlink r:id="rId11" w:history="1">
-        <w:r>
-          <w:rPr>
-            <w:rStyle w:val="Hyperlink"/>
-            <w:rFonts w:ascii="PT Sans" w:hAnsi="PT Sans"/>
-            <w:b/>
-            <w:bCs/>
-          </w:rPr>
-          <w:t>HIER</w:t>
-        </w:r>
-      </w:hyperlink>
-      <w:r>
-        <w:rPr>
-          <w:rFonts w:ascii="PT Sans" w:hAnsi="PT Sans"/>
-        </w:rPr>
-        <w:t xml:space="preserve"> om de tool te openen of gebruik de volledige link: </w:t>
-      </w:r>
-      <w:hyperlink r:id="rId12" w:history="1">
-        <w:r>
-          <w:rPr>
-            <w:rStyle w:val="Hyperlink"/>
-            <w:rFonts w:ascii="PT Sans" w:hAnsi="PT Sans"/>
-          </w:rPr>
-          <w:t>Streamlit</w:t>
-        </w:r>
-      </w:hyperlink>
-      <w:r>
-        <w:rPr>
-          <w:rFonts w:ascii="PT Sans" w:hAnsi="PT Sans"/>
-        </w:rPr>
-        <w:br/>
-      </w:r>
-      <w:r>
-        <w:rPr>
-          <w:rFonts w:ascii="PT Sans" w:hAnsi="PT Sans"/>
-        </w:rPr>
-        <w:t>Voor wie het interesseert, de code is</w:t>
-      </w:r>
-      <w:r>
-        <w:rPr>
-          <w:rFonts w:ascii="PT Sans" w:hAnsi="PT Sans"/>
-        </w:rPr>
-        <w:t xml:space="preserve"> op GitHub te vinden: </w:t>
-      </w:r>
-      <w:hyperlink r:id="rId13" w:history="1">
         <w:r>
           <w:rPr>
             <w:rStyle w:val="Hyperlink"/>
@@ -1071,9 +1107,11 @@
         </w:rPr>
         <w:t xml:space="preserve">Tekst: </w:t>
       </w:r>
+      <w:proofErr w:type="spellStart"/>
       <w:r>
         <w:t>Disintegration</w:t>
       </w:r>
+      <w:proofErr w:type="spellEnd"/>
     </w:p>
     <w:p>
       <w:r>
@@ -1093,20 +1131,76 @@
           <w:lang w:val="en-GB"/>
         </w:rPr>
       </w:pPr>
+      <w:proofErr w:type="spellStart"/>
       <w:r>
         <w:rPr>
           <w:b/>
           <w:bCs/>
           <w:lang w:val="en-GB"/>
         </w:rPr>
-        <w:t>Inleidende tekst voor de vraag</w:t>
-      </w:r>
+        <w:t>Inleidende</w:t>
+      </w:r>
+      <w:proofErr w:type="spellEnd"/>
       <w:r>
         <w:rPr>
           <w:b/>
           <w:bCs/>
           <w:lang w:val="en-GB"/>
         </w:rPr>
+        <w:t xml:space="preserve"> </w:t>
+      </w:r>
+      <w:proofErr w:type="spellStart"/>
+      <w:r>
+        <w:rPr>
+          <w:b/>
+          <w:bCs/>
+          <w:lang w:val="en-GB"/>
+        </w:rPr>
+        <w:t>tekst</w:t>
+      </w:r>
+      <w:proofErr w:type="spellEnd"/>
+      <w:r>
+        <w:rPr>
+          <w:b/>
+          <w:bCs/>
+          <w:lang w:val="en-GB"/>
+        </w:rPr>
+        <w:t xml:space="preserve"> </w:t>
+      </w:r>
+      <w:proofErr w:type="spellStart"/>
+      <w:r>
+        <w:rPr>
+          <w:b/>
+          <w:bCs/>
+          <w:lang w:val="en-GB"/>
+        </w:rPr>
+        <w:t>voor</w:t>
+      </w:r>
+      <w:proofErr w:type="spellEnd"/>
+      <w:r>
+        <w:rPr>
+          <w:b/>
+          <w:bCs/>
+          <w:lang w:val="en-GB"/>
+        </w:rPr>
+        <w:t xml:space="preserve"> de </w:t>
+      </w:r>
+      <w:proofErr w:type="spellStart"/>
+      <w:r>
+        <w:rPr>
+          <w:b/>
+          <w:bCs/>
+          <w:lang w:val="en-GB"/>
+        </w:rPr>
+        <w:t>vraag</w:t>
+      </w:r>
+      <w:proofErr w:type="spellEnd"/>
+      <w:r>
+        <w:rPr>
+          <w:b/>
+          <w:bCs/>
+          <w:lang w:val="en-GB"/>
+        </w:rPr>
         <w:br/>
       </w:r>
       <w:r>
@@ -1129,8 +1223,36 @@
           <w:bCs/>
           <w:lang w:val="en-GB"/>
         </w:rPr>
-        <w:t>Vraag en alternateven</w:t>
-      </w:r>
+        <w:t xml:space="preserve">Vraag </w:t>
+      </w:r>
+      <w:proofErr w:type="spellStart"/>
+      <w:r>
+        <w:rPr>
+          <w:b/>
+          <w:bCs/>
+          <w:lang w:val="en-GB"/>
+        </w:rPr>
+        <w:t>en</w:t>
+      </w:r>
+      <w:proofErr w:type="spellEnd"/>
+      <w:r>
+        <w:rPr>
+          <w:b/>
+          <w:bCs/>
+          <w:lang w:val="en-GB"/>
+        </w:rPr>
+        <w:t xml:space="preserve"> </w:t>
+      </w:r>
+      <w:proofErr w:type="spellStart"/>
+      <w:r>
+        <w:rPr>
+          <w:b/>
+          <w:bCs/>
+          <w:lang w:val="en-GB"/>
+        </w:rPr>
+        <w:t>alternateven</w:t>
+      </w:r>
+      <w:proofErr w:type="spellEnd"/>
       <w:r>
         <w:rPr>
           <w:b/>
@@ -1649,7 +1771,7 @@
                           <pic:cNvPicPr/>
                         </pic:nvPicPr>
                         <pic:blipFill>
-                          <a:blip r:embed="rId14"/>
+                          <a:blip r:embed="rId12"/>
                           <a:stretch>
                             <a:fillRect/>
                           </a:stretch>
@@ -1741,7 +1863,21 @@
               <w:rPr>
                 <w:rFonts w:ascii="PT Sans" w:hAnsi="PT Sans"/>
               </w:rPr>
-              <w:t>Terwijl je de Sleepopties invult, komt er rechts een preview te staan. Klik buiten het tekstvak om het plaatje te updaten.</w:t>
+              <w:t xml:space="preserve">Terwijl je de Sleepopties invult, komt er rechts een preview te staan. Klik buiten het </w:t>
+            </w:r>
+            <w:proofErr w:type="spellStart"/>
+            <w:r>
+              <w:rPr>
+                <w:rFonts w:ascii="PT Sans" w:hAnsi="PT Sans"/>
+              </w:rPr>
+              <w:t>tekstvak</w:t>
+            </w:r>
+            <w:proofErr w:type="spellEnd"/>
+            <w:r>
+              <w:rPr>
+                <w:rFonts w:ascii="PT Sans" w:hAnsi="PT Sans"/>
+              </w:rPr>
+              <w:t xml:space="preserve"> om het plaatje te updaten.</w:t>
             </w:r>
           </w:p>
           <w:p>
@@ -1771,7 +1907,7 @@
                           <pic:cNvPicPr/>
                         </pic:nvPicPr>
                         <pic:blipFill>
-                          <a:blip r:embed="rId15"/>
+                          <a:blip r:embed="rId13"/>
                           <a:stretch>
                             <a:fillRect/>
                           </a:stretch>
@@ -1898,7 +2034,7 @@
                           <pic:cNvPicPr/>
                         </pic:nvPicPr>
                         <pic:blipFill>
-                          <a:blip r:embed="rId16"/>
+                          <a:blip r:embed="rId14"/>
                           <a:stretch>
                             <a:fillRect/>
                           </a:stretch>
@@ -2223,7 +2359,7 @@
                           <pic:cNvPicPr/>
                         </pic:nvPicPr>
                         <pic:blipFill>
-                          <a:blip r:embed="rId17"/>
+                          <a:blip r:embed="rId15"/>
                           <a:stretch>
                             <a:fillRect/>
                           </a:stretch>
@@ -2313,7 +2449,7 @@
                           <pic:cNvPicPr/>
                         </pic:nvPicPr>
                         <pic:blipFill>
-                          <a:blip r:embed="rId18"/>
+                          <a:blip r:embed="rId16"/>
                           <a:stretch>
                             <a:fillRect/>
                           </a:stretch>
@@ -2409,7 +2545,7 @@
                           <pic:cNvPicPr/>
                         </pic:nvPicPr>
                         <pic:blipFill>
-                          <a:blip r:embed="rId19"/>
+                          <a:blip r:embed="rId17"/>
                           <a:stretch>
                             <a:fillRect/>
                           </a:stretch>
@@ -2559,20 +2695,82 @@
                 <w:rFonts w:ascii="PT Sans" w:hAnsi="PT Sans"/>
                 <w:lang w:val="en-GB"/>
               </w:rPr>
-              <w:t>de bovenste rij kolommen “The first lyric of The Cure's "Pictures of you” etc.</w:t>
-            </w:r>
+              <w:t xml:space="preserve">de </w:t>
+            </w:r>
+            <w:proofErr w:type="spellStart"/>
             <w:r>
               <w:rPr>
                 <w:rFonts w:ascii="PT Sans" w:hAnsi="PT Sans"/>
                 <w:lang w:val="en-GB"/>
               </w:rPr>
+              <w:t>bovenste</w:t>
+            </w:r>
+            <w:proofErr w:type="spellEnd"/>
+            <w:r>
+              <w:rPr>
+                <w:rFonts w:ascii="PT Sans" w:hAnsi="PT Sans"/>
+                <w:lang w:val="en-GB"/>
+              </w:rPr>
               <w:t xml:space="preserve"> </w:t>
             </w:r>
-            <w:r>
-              <w:rPr>
-                <w:rFonts w:ascii="PT Sans" w:hAnsi="PT Sans"/>
-              </w:rPr>
-              <w:t xml:space="preserve">Als je dit aanvinkt komt de optie “hoeveel regels zijn er nodig </w:t>
+            <w:proofErr w:type="spellStart"/>
+            <w:r>
+              <w:rPr>
+                <w:rFonts w:ascii="PT Sans" w:hAnsi="PT Sans"/>
+                <w:lang w:val="en-GB"/>
+              </w:rPr>
+              <w:t>rij</w:t>
+            </w:r>
+            <w:proofErr w:type="spellEnd"/>
+            <w:r>
+              <w:rPr>
+                <w:rFonts w:ascii="PT Sans" w:hAnsi="PT Sans"/>
+                <w:lang w:val="en-GB"/>
+              </w:rPr>
+              <w:t xml:space="preserve"> </w:t>
+            </w:r>
+            <w:proofErr w:type="spellStart"/>
+            <w:r>
+              <w:rPr>
+                <w:rFonts w:ascii="PT Sans" w:hAnsi="PT Sans"/>
+                <w:lang w:val="en-GB"/>
+              </w:rPr>
+              <w:t>kolommen</w:t>
+            </w:r>
+            <w:proofErr w:type="spellEnd"/>
+            <w:r>
+              <w:rPr>
+                <w:rFonts w:ascii="PT Sans" w:hAnsi="PT Sans"/>
+                <w:lang w:val="en-GB"/>
+              </w:rPr>
+              <w:t xml:space="preserve"> “The first lyric of The Cure's "Pictures of you” etc.</w:t>
+            </w:r>
+            <w:r>
+              <w:rPr>
+                <w:rFonts w:ascii="PT Sans" w:hAnsi="PT Sans"/>
+                <w:lang w:val="en-GB"/>
+              </w:rPr>
+              <w:t xml:space="preserve"> </w:t>
+            </w:r>
+            <w:r>
+              <w:rPr>
+                <w:rFonts w:ascii="PT Sans" w:hAnsi="PT Sans"/>
+              </w:rPr>
+              <w:t xml:space="preserve">Als je dit </w:t>
+            </w:r>
+            <w:proofErr w:type="spellStart"/>
+            <w:r>
+              <w:rPr>
+                <w:rFonts w:ascii="PT Sans" w:hAnsi="PT Sans"/>
+              </w:rPr>
+              <w:t>aanvinkt</w:t>
+            </w:r>
+            <w:proofErr w:type="spellEnd"/>
+            <w:r>
+              <w:rPr>
+                <w:rFonts w:ascii="PT Sans" w:hAnsi="PT Sans"/>
+              </w:rPr>
+              <w:t xml:space="preserve"> komt de optie “hoeveel regels zijn er nodig </w:t>
             </w:r>
             <w:r>
               <w:rPr>
@@ -2660,7 +2858,7 @@
                           <pic:cNvPicPr/>
                         </pic:nvPicPr>
                         <pic:blipFill>
-                          <a:blip r:embed="rId20"/>
+                          <a:blip r:embed="rId18"/>
                           <a:stretch>
                             <a:fillRect/>
                           </a:stretch>
@@ -2831,7 +3029,21 @@
               <w:rPr>
                 <w:rFonts w:ascii="PT Sans" w:hAnsi="PT Sans"/>
               </w:rPr>
-              <w:t>De plaatsing van deze “cellen” komt altijd overeen met de vorm van de tabel. Vergelijk het plaatje met de vorm van de lege tabel heronder:</w:t>
+              <w:t xml:space="preserve">De plaatsing van deze “cellen” komt altijd overeen met de vorm van de tabel. Vergelijk het plaatje met de vorm van de lege tabel </w:t>
+            </w:r>
+            <w:proofErr w:type="spellStart"/>
+            <w:r>
+              <w:rPr>
+                <w:rFonts w:ascii="PT Sans" w:hAnsi="PT Sans"/>
+              </w:rPr>
+              <w:t>heronder</w:t>
+            </w:r>
+            <w:proofErr w:type="spellEnd"/>
+            <w:r>
+              <w:rPr>
+                <w:rFonts w:ascii="PT Sans" w:hAnsi="PT Sans"/>
+              </w:rPr>
+              <w:t>:</w:t>
             </w:r>
           </w:p>
           <w:p>
@@ -2861,7 +3073,7 @@
                           <pic:cNvPicPr/>
                         </pic:nvPicPr>
                         <pic:blipFill>
-                          <a:blip r:embed="rId21"/>
+                          <a:blip r:embed="rId19"/>
                           <a:stretch>
                             <a:fillRect/>
                           </a:stretch>
@@ -3220,7 +3432,21 @@
               <w:rPr>
                 <w:rFonts w:ascii="PT Sans" w:hAnsi="PT Sans"/>
               </w:rPr>
-              <w:t xml:space="preserve"> aan te pasen.</w:t>
+              <w:t xml:space="preserve"> aan te </w:t>
+            </w:r>
+            <w:proofErr w:type="spellStart"/>
+            <w:r>
+              <w:rPr>
+                <w:rFonts w:ascii="PT Sans" w:hAnsi="PT Sans"/>
+              </w:rPr>
+              <w:t>pasen</w:t>
+            </w:r>
+            <w:proofErr w:type="spellEnd"/>
+            <w:r>
+              <w:rPr>
+                <w:rFonts w:ascii="PT Sans" w:hAnsi="PT Sans"/>
+              </w:rPr>
+              <w:t>.</w:t>
             </w:r>
           </w:p>
           <w:p>
@@ -3250,7 +3476,7 @@
                           <pic:cNvPicPr/>
                         </pic:nvPicPr>
                         <pic:blipFill>
-                          <a:blip r:embed="rId22"/>
+                          <a:blip r:embed="rId20"/>
                           <a:stretch>
                             <a:fillRect/>
                           </a:stretch>
@@ -3346,7 +3572,7 @@
                           <pic:cNvPicPr/>
                         </pic:nvPicPr>
                         <pic:blipFill>
-                          <a:blip r:embed="rId23"/>
+                          <a:blip r:embed="rId21"/>
                           <a:stretch>
                             <a:fillRect/>
                           </a:stretch>
@@ -3517,7 +3743,7 @@
                           <pic:cNvPicPr/>
                         </pic:nvPicPr>
                         <pic:blipFill>
-                          <a:blip r:embed="rId24"/>
+                          <a:blip r:embed="rId22"/>
                           <a:stretch>
                             <a:fillRect/>
                           </a:stretch>
@@ -3647,7 +3873,7 @@
                           <pic:cNvPicPr/>
                         </pic:nvPicPr>
                         <pic:blipFill>
-                          <a:blip r:embed="rId25"/>
+                          <a:blip r:embed="rId23"/>
                           <a:stretch>
                             <a:fillRect/>
                           </a:stretch>
@@ -3816,8 +4042,16 @@
               <w:rPr>
                 <w:rFonts w:ascii="PT Sans" w:hAnsi="PT Sans"/>
               </w:rPr>
-              <w:t>Maak het item aan in QB, kies voor het juiste itemtype. In dit geval de Graphic Gaptmatch</w:t>
-            </w:r>
+              <w:t xml:space="preserve">Maak het item aan in QB, kies voor het juiste itemtype. In dit geval de Graphic </w:t>
+            </w:r>
+            <w:proofErr w:type="spellStart"/>
+            <w:r>
+              <w:rPr>
+                <w:rFonts w:ascii="PT Sans" w:hAnsi="PT Sans"/>
+              </w:rPr>
+              <w:t>Gaptmatch</w:t>
+            </w:r>
+            <w:proofErr w:type="spellEnd"/>
             <w:r>
               <w:rPr>
                 <w:rFonts w:ascii="PT Sans" w:hAnsi="PT Sans"/>
@@ -3942,7 +4176,7 @@
                           <pic:cNvPicPr/>
                         </pic:nvPicPr>
                         <pic:blipFill>
-                          <a:blip r:embed="rId26"/>
+                          <a:blip r:embed="rId24"/>
                           <a:stretch>
                             <a:fillRect/>
                           </a:stretch>
@@ -3990,10 +4224,10 @@
                           <pic:cNvPicPr/>
                         </pic:nvPicPr>
                         <pic:blipFill>
-                          <a:blip r:embed="rId27">
+                          <a:blip r:embed="rId25">
                             <a:extLst>
                               <a:ext uri="{96DAC541-7B7A-43D3-8B79-37D633B846F1}">
-                                <asvg:svgBlip xmlns:asvg="http://schemas.microsoft.com/office/drawing/2016/SVG/main" r:embed="rId28"/>
+                                <asvg:svgBlip xmlns:asvg="http://schemas.microsoft.com/office/drawing/2016/SVG/main" r:embed="rId26"/>
                               </a:ext>
                             </a:extLst>
                           </a:blip>
@@ -4044,7 +4278,7 @@
                           <pic:cNvPicPr/>
                         </pic:nvPicPr>
                         <pic:blipFill>
-                          <a:blip r:embed="rId29"/>
+                          <a:blip r:embed="rId27"/>
                           <a:stretch>
                             <a:fillRect/>
                           </a:stretch>
@@ -4128,8 +4362,16 @@
               <w:rPr>
                 <w:rFonts w:ascii="PT Sans" w:hAnsi="PT Sans"/>
               </w:rPr>
-              <w:t xml:space="preserve"> vergolgens</w:t>
-            </w:r>
+              <w:t xml:space="preserve"> </w:t>
+            </w:r>
+            <w:proofErr w:type="spellStart"/>
+            <w:r>
+              <w:rPr>
+                <w:rFonts w:ascii="PT Sans" w:hAnsi="PT Sans"/>
+              </w:rPr>
+              <w:t>vergolgens</w:t>
+            </w:r>
+            <w:proofErr w:type="spellEnd"/>
             <w:r>
               <w:rPr>
                 <w:rFonts w:ascii="PT Sans" w:hAnsi="PT Sans"/>
@@ -4299,7 +4541,7 @@
                           <pic:cNvPicPr/>
                         </pic:nvPicPr>
                         <pic:blipFill>
-                          <a:blip r:embed="rId30"/>
+                          <a:blip r:embed="rId28"/>
                           <a:stretch>
                             <a:fillRect/>
                           </a:stretch>
@@ -4347,10 +4589,10 @@
                           <pic:cNvPicPr/>
                         </pic:nvPicPr>
                         <pic:blipFill>
-                          <a:blip r:embed="rId27">
+                          <a:blip r:embed="rId25">
                             <a:extLst>
                               <a:ext uri="{96DAC541-7B7A-43D3-8B79-37D633B846F1}">
-                                <asvg:svgBlip xmlns:asvg="http://schemas.microsoft.com/office/drawing/2016/SVG/main" r:embed="rId28"/>
+                                <asvg:svgBlip xmlns:asvg="http://schemas.microsoft.com/office/drawing/2016/SVG/main" r:embed="rId26"/>
                               </a:ext>
                             </a:extLst>
                           </a:blip>
@@ -4401,7 +4643,7 @@
                           <pic:cNvPicPr/>
                         </pic:nvPicPr>
                         <pic:blipFill>
-                          <a:blip r:embed="rId31"/>
+                          <a:blip r:embed="rId29"/>
                           <a:stretch>
                             <a:fillRect/>
                           </a:stretch>
@@ -4462,7 +4704,35 @@
               <w:rPr>
                 <w:rFonts w:ascii="PT Sans" w:hAnsi="PT Sans"/>
               </w:rPr>
-              <w:t>Maak nu de sleepvakken (waar de sleepopties heen gesleept moeten worden) aan door op “Add Rectangle” te klikken.</w:t>
+              <w:t>Maak nu de sleepvakken (waar de sleepopties heen gesleept moeten worden) aan door op “</w:t>
+            </w:r>
+            <w:proofErr w:type="spellStart"/>
+            <w:r>
+              <w:rPr>
+                <w:rFonts w:ascii="PT Sans" w:hAnsi="PT Sans"/>
+              </w:rPr>
+              <w:t>Add</w:t>
+            </w:r>
+            <w:proofErr w:type="spellEnd"/>
+            <w:r>
+              <w:rPr>
+                <w:rFonts w:ascii="PT Sans" w:hAnsi="PT Sans"/>
+              </w:rPr>
+              <w:t xml:space="preserve"> </w:t>
+            </w:r>
+            <w:proofErr w:type="spellStart"/>
+            <w:r>
+              <w:rPr>
+                <w:rFonts w:ascii="PT Sans" w:hAnsi="PT Sans"/>
+              </w:rPr>
+              <w:t>Rectangle</w:t>
+            </w:r>
+            <w:proofErr w:type="spellEnd"/>
+            <w:r>
+              <w:rPr>
+                <w:rFonts w:ascii="PT Sans" w:hAnsi="PT Sans"/>
+              </w:rPr>
+              <w:t>” te klikken.</w:t>
             </w:r>
             <w:r>
               <w:rPr>
@@ -4474,7 +4744,21 @@
               <w:rPr>
                 <w:rFonts w:ascii="PT Sans" w:hAnsi="PT Sans"/>
               </w:rPr>
-              <w:t>deze optie of vraag een TOM’er die het al weet of mij (Bram) om hulp als je dit voor het eerst doet.</w:t>
+              <w:t xml:space="preserve">deze optie of vraag een </w:t>
+            </w:r>
+            <w:proofErr w:type="spellStart"/>
+            <w:r>
+              <w:rPr>
+                <w:rFonts w:ascii="PT Sans" w:hAnsi="PT Sans"/>
+              </w:rPr>
+              <w:t>TOM’er</w:t>
+            </w:r>
+            <w:proofErr w:type="spellEnd"/>
+            <w:r>
+              <w:rPr>
+                <w:rFonts w:ascii="PT Sans" w:hAnsi="PT Sans"/>
+              </w:rPr>
+              <w:t xml:space="preserve"> die het al weet of mij (Bram) om hulp als je dit voor het eerst doet.</w:t>
             </w:r>
           </w:p>
           <w:p>
@@ -4504,7 +4788,7 @@
                           <pic:cNvPicPr/>
                         </pic:nvPicPr>
                         <pic:blipFill>
-                          <a:blip r:embed="rId32"/>
+                          <a:blip r:embed="rId30"/>
                           <a:stretch>
                             <a:fillRect/>
                           </a:stretch>
@@ -4551,7 +4835,7 @@
                           <pic:cNvPicPr/>
                         </pic:nvPicPr>
                         <pic:blipFill>
-                          <a:blip r:embed="rId33"/>
+                          <a:blip r:embed="rId31"/>
                           <a:stretch>
                             <a:fillRect/>
                           </a:stretch>
@@ -4599,7 +4883,7 @@
                           <pic:cNvPicPr/>
                         </pic:nvPicPr>
                         <pic:blipFill>
-                          <a:blip r:embed="rId34"/>
+                          <a:blip r:embed="rId32"/>
                           <a:stretch>
                             <a:fillRect/>
                           </a:stretch>
@@ -4674,7 +4958,49 @@
                 <w:rFonts w:ascii="PT Sans" w:hAnsi="PT Sans"/>
               </w:rPr>
               <w:lastRenderedPageBreak/>
-              <w:t>- Als je 1 sleepvak hebt gemaakt, kun je twee keer op het “add rectangle” knopje klikken om een tweede vak te maken die precies even groot is.</w:t>
+              <w:t xml:space="preserve">- Als je 1 </w:t>
+            </w:r>
+            <w:proofErr w:type="spellStart"/>
+            <w:r>
+              <w:rPr>
+                <w:rFonts w:ascii="PT Sans" w:hAnsi="PT Sans"/>
+              </w:rPr>
+              <w:t>sleepvak</w:t>
+            </w:r>
+            <w:proofErr w:type="spellEnd"/>
+            <w:r>
+              <w:rPr>
+                <w:rFonts w:ascii="PT Sans" w:hAnsi="PT Sans"/>
+              </w:rPr>
+              <w:t xml:space="preserve"> hebt gemaakt, kun je twee keer op het “</w:t>
+            </w:r>
+            <w:proofErr w:type="spellStart"/>
+            <w:r>
+              <w:rPr>
+                <w:rFonts w:ascii="PT Sans" w:hAnsi="PT Sans"/>
+              </w:rPr>
+              <w:t>add</w:t>
+            </w:r>
+            <w:proofErr w:type="spellEnd"/>
+            <w:r>
+              <w:rPr>
+                <w:rFonts w:ascii="PT Sans" w:hAnsi="PT Sans"/>
+              </w:rPr>
+              <w:t xml:space="preserve"> </w:t>
+            </w:r>
+            <w:proofErr w:type="spellStart"/>
+            <w:r>
+              <w:rPr>
+                <w:rFonts w:ascii="PT Sans" w:hAnsi="PT Sans"/>
+              </w:rPr>
+              <w:t>rectangle</w:t>
+            </w:r>
+            <w:proofErr w:type="spellEnd"/>
+            <w:r>
+              <w:rPr>
+                <w:rFonts w:ascii="PT Sans" w:hAnsi="PT Sans"/>
+              </w:rPr>
+              <w:t>” knopje klikken om een tweede vak te maken die precies even groot is.</w:t>
             </w:r>
             <w:r>
               <w:rPr>
@@ -4801,7 +5127,7 @@
                           <pic:cNvPicPr/>
                         </pic:nvPicPr>
                         <pic:blipFill>
-                          <a:blip r:embed="rId35"/>
+                          <a:blip r:embed="rId33"/>
                           <a:stretch>
                             <a:fillRect/>
                           </a:stretch>
@@ -4847,7 +5173,7 @@
                           <pic:cNvPicPr/>
                         </pic:nvPicPr>
                         <pic:blipFill>
-                          <a:blip r:embed="rId36"/>
+                          <a:blip r:embed="rId34"/>
                           <a:stretch>
                             <a:fillRect/>
                           </a:stretch>
@@ -5006,7 +5332,7 @@
                     <pic:cNvPicPr/>
                   </pic:nvPicPr>
                   <pic:blipFill>
-                    <a:blip r:embed="rId37"/>
+                    <a:blip r:embed="rId35"/>
                     <a:stretch>
                       <a:fillRect/>
                     </a:stretch>
@@ -5059,7 +5385,7 @@
                     <pic:cNvPicPr/>
                   </pic:nvPicPr>
                   <pic:blipFill>
-                    <a:blip r:embed="rId38"/>
+                    <a:blip r:embed="rId36"/>
                     <a:stretch>
                       <a:fillRect/>
                     </a:stretch>
@@ -5099,7 +5425,7 @@
                     <pic:cNvPicPr/>
                   </pic:nvPicPr>
                   <pic:blipFill>
-                    <a:blip r:embed="rId39"/>
+                    <a:blip r:embed="rId37"/>
                     <a:stretch>
                       <a:fillRect/>
                     </a:stretch>
@@ -5176,7 +5502,7 @@
                     <pic:cNvPicPr/>
                   </pic:nvPicPr>
                   <pic:blipFill>
-                    <a:blip r:embed="rId40"/>
+                    <a:blip r:embed="rId38"/>
                     <a:stretch>
                       <a:fillRect/>
                     </a:stretch>
@@ -5223,7 +5549,7 @@
                     <pic:cNvPicPr/>
                   </pic:nvPicPr>
                   <pic:blipFill>
-                    <a:blip r:embed="rId41"/>
+                    <a:blip r:embed="rId39"/>
                     <a:stretch>
                       <a:fillRect/>
                     </a:stretch>
@@ -5265,7 +5591,7 @@
                     <pic:cNvPicPr/>
                   </pic:nvPicPr>
                   <pic:blipFill>
-                    <a:blip r:embed="rId42"/>
+                    <a:blip r:embed="rId40"/>
                     <a:stretch>
                       <a:fillRect/>
                     </a:stretch>
@@ -5313,7 +5639,7 @@
                     <pic:cNvPicPr/>
                   </pic:nvPicPr>
                   <pic:blipFill>
-                    <a:blip r:embed="rId43"/>
+                    <a:blip r:embed="rId41"/>
                     <a:stretch>
                       <a:fillRect/>
                     </a:stretch>
@@ -5416,7 +5742,7 @@
                     <pic:cNvPicPr/>
                   </pic:nvPicPr>
                   <pic:blipFill>
-                    <a:blip r:embed="rId44"/>
+                    <a:blip r:embed="rId42"/>
                     <a:stretch>
                       <a:fillRect/>
                     </a:stretch>
@@ -5477,7 +5803,7 @@
                     <pic:cNvPicPr/>
                   </pic:nvPicPr>
                   <pic:blipFill>
-                    <a:blip r:embed="rId45"/>
+                    <a:blip r:embed="rId43"/>
                     <a:stretch>
                       <a:fillRect/>
                     </a:stretch>
@@ -5525,7 +5851,7 @@
                     <pic:cNvPicPr/>
                   </pic:nvPicPr>
                   <pic:blipFill>
-                    <a:blip r:embed="rId46"/>
+                    <a:blip r:embed="rId44"/>
                     <a:stretch>
                       <a:fillRect/>
                     </a:stretch>
@@ -5547,7 +5873,7 @@
       </w:r>
     </w:p>
     <w:sectPr>
-      <w:footerReference w:type="default" r:id="rId47"/>
+      <w:footerReference w:type="default" r:id="rId45"/>
       <w:pgSz w:w="11906" w:h="16838"/>
       <w:pgMar w:top="1417" w:right="1417" w:bottom="1417" w:left="1417" w:header="708" w:footer="708" w:gutter="0"/>
       <w:cols w:space="708"/>
@@ -5558,7 +5884,7 @@
 </file>
 
 <file path=word/endnotes.xml><?xml version="1.0" encoding="utf-8"?>
-<w:endnotes xmlns:wpc="http://schemas.microsoft.com/office/word/2010/wordprocessingCanvas" xmlns:cx="http://schemas.microsoft.com/office/drawing/2014/chartex" xmlns:cx1="http://schemas.microsoft.com/office/drawing/2015/9/8/chartex" xmlns:cx2="http://schemas.microsoft.com/office/drawing/2015/10/21/chartex" xmlns:cx3="http://schemas.microsoft.com/office/drawing/2016/5/9/chartex" xmlns:cx4="http://schemas.microsoft.com/office/drawing/2016/5/10/chartex" xmlns:cx5="http://schemas.microsoft.com/office/drawing/2016/5/11/chartex" xmlns:cx6="http://schemas.microsoft.com/office/drawing/2016/5/12/chartex" xmlns:cx7="http://schemas.microsoft.com/office/drawing/2016/5/13/chartex" xmlns:cx8="http://schemas.microsoft.com/office/drawing/2016/5/14/chartex" xmlns:mc="http://schemas.openxmlformats.org/markup-compatibility/2006" xmlns:aink="http://schemas.microsoft.com/office/drawing/2016/ink" xmlns:am3d="http://schemas.microsoft.com/office/drawing/2017/model3d" xmlns:o="urn:schemas-microsoft-com:office:office" xmlns:oel="http://schemas.microsoft.com/office/2019/extlst" xmlns:r="http://schemas.openxmlformats.org/officeDocument/2006/relationships" xmlns:m="http://schemas.openxmlformats.org/officeDocument/2006/math" xmlns:v="urn:schemas-microsoft-com:vml" xmlns:wp14="http://schemas.microsoft.com/office/word/2010/wordprocessingDrawing" xmlns:wp="http://schemas.openxmlformats.org/drawingml/2006/wordprocessingDrawing" xmlns:w10="urn:schemas-microsoft-com:office:word" xmlns:w="http://schemas.openxmlformats.org/wordprocessingml/2006/main" xmlns:w14="http://schemas.microsoft.com/office/word/2010/wordml" xmlns:w15="http://schemas.microsoft.com/office/word/2012/wordml" xmlns:w16cex="http://schemas.microsoft.com/office/word/2018/wordml/cex" xmlns:w16cid="http://schemas.microsoft.com/office/word/2016/wordml/cid" xmlns:w16="http://schemas.microsoft.com/office/word/2018/wordml" xmlns:w16du="http://schemas.microsoft.com/office/word/2023/wordml/word16du" xmlns:w16sdtdh="http://schemas.microsoft.com/office/word/2020/wordml/sdtdatahash" xmlns:w16sdtfl="http://schemas.microsoft.com/office/word/2024/wordml/sdtformatlock" xmlns:w16se="http://schemas.microsoft.com/office/word/2015/wordml/symex" xmlns:wpg="http://schemas.microsoft.com/office/word/2010/wordprocessingGroup" xmlns:wpi="http://schemas.microsoft.com/office/word/2010/wordprocessingInk" xmlns:wne="http://schemas.microsoft.com/office/word/2006/wordml" xmlns:wps="http://schemas.microsoft.com/office/word/2010/wordprocessingShape" mc:Ignorable="w14 w15 w16se w16cid w16 w16cex w16sdtdh w16sdtfl w16du wp14">
+<w:endnotes xmlns:wpc="http://schemas.microsoft.com/office/word/2010/wordprocessingCanvas" xmlns:cx="http://schemas.microsoft.com/office/drawing/2014/chartex" xmlns:cx1="http://schemas.microsoft.com/office/drawing/2015/9/8/chartex" xmlns:cx2="http://schemas.microsoft.com/office/drawing/2015/10/21/chartex" xmlns:cx3="http://schemas.microsoft.com/office/drawing/2016/5/9/chartex" xmlns:cx4="http://schemas.microsoft.com/office/drawing/2016/5/10/chartex" xmlns:cx5="http://schemas.microsoft.com/office/drawing/2016/5/11/chartex" xmlns:cx6="http://schemas.microsoft.com/office/drawing/2016/5/12/chartex" xmlns:cx7="http://schemas.microsoft.com/office/drawing/2016/5/13/chartex" xmlns:cx8="http://schemas.microsoft.com/office/drawing/2016/5/14/chartex" xmlns:mc="http://schemas.openxmlformats.org/markup-compatibility/2006" xmlns:aink="http://schemas.microsoft.com/office/drawing/2016/ink" xmlns:am3d="http://schemas.microsoft.com/office/drawing/2017/model3d" xmlns:o="urn:schemas-microsoft-com:office:office" xmlns:oel="http://schemas.microsoft.com/office/2019/extlst" xmlns:r="http://schemas.openxmlformats.org/officeDocument/2006/relationships" xmlns:m="http://schemas.openxmlformats.org/officeDocument/2006/math" xmlns:v="urn:schemas-microsoft-com:vml" xmlns:wp14="http://schemas.microsoft.com/office/word/2010/wordprocessingDrawing" xmlns:wp="http://schemas.openxmlformats.org/drawingml/2006/wordprocessingDrawing" xmlns:w10="urn:schemas-microsoft-com:office:word" xmlns:w="http://schemas.openxmlformats.org/wordprocessingml/2006/main" xmlns:w14="http://schemas.microsoft.com/office/word/2010/wordml" xmlns:w15="http://schemas.microsoft.com/office/word/2012/wordml" xmlns:w16cei="http://schemas.microsoft.com/office/word/2026/wordml/cei" xmlns:w16cex="http://schemas.microsoft.com/office/word/2018/wordml/cex" xmlns:w16cid="http://schemas.microsoft.com/office/word/2016/wordml/cid" xmlns:w16="http://schemas.microsoft.com/office/word/2018/wordml" xmlns:w16du="http://schemas.microsoft.com/office/word/2023/wordml/word16du" xmlns:w16sdtdh="http://schemas.microsoft.com/office/word/2020/wordml/sdtdatahash" xmlns:w16sdtfl="http://schemas.microsoft.com/office/word/2024/wordml/sdtformatlock" xmlns:w16se="http://schemas.microsoft.com/office/word/2015/wordml/symex" xmlns:wpg="http://schemas.microsoft.com/office/word/2010/wordprocessingGroup" xmlns:wpi="http://schemas.microsoft.com/office/word/2010/wordprocessingInk" xmlns:wne="http://schemas.microsoft.com/office/word/2006/wordml" xmlns:wps="http://schemas.microsoft.com/office/word/2010/wordprocessingShape" mc:Ignorable="w14 w15 w16se w16cid w16 w16cex w16sdtdh w16sdtfl w16du wp14">
   <w:endnote w:type="separator" w:id="-1">
     <w:p>
       <w:pPr>
@@ -5583,7 +5909,7 @@
 </file>
 
 <file path=word/footer1.xml><?xml version="1.0" encoding="utf-8"?>
-<w:ftr xmlns:wpc="http://schemas.microsoft.com/office/word/2010/wordprocessingCanvas" xmlns:cx="http://schemas.microsoft.com/office/drawing/2014/chartex" xmlns:cx1="http://schemas.microsoft.com/office/drawing/2015/9/8/chartex" xmlns:cx2="http://schemas.microsoft.com/office/drawing/2015/10/21/chartex" xmlns:cx3="http://schemas.microsoft.com/office/drawing/2016/5/9/chartex" xmlns:cx4="http://schemas.microsoft.com/office/drawing/2016/5/10/chartex" xmlns:cx5="http://schemas.microsoft.com/office/drawing/2016/5/11/chartex" xmlns:cx6="http://schemas.microsoft.com/office/drawing/2016/5/12/chartex" xmlns:cx7="http://schemas.microsoft.com/office/drawing/2016/5/13/chartex" xmlns:cx8="http://schemas.microsoft.com/office/drawing/2016/5/14/chartex" xmlns:mc="http://schemas.openxmlformats.org/markup-compatibility/2006" xmlns:aink="http://schemas.microsoft.com/office/drawing/2016/ink" xmlns:am3d="http://schemas.microsoft.com/office/drawing/2017/model3d" xmlns:o="urn:schemas-microsoft-com:office:office" xmlns:oel="http://schemas.microsoft.com/office/2019/extlst" xmlns:r="http://schemas.openxmlformats.org/officeDocument/2006/relationships" xmlns:m="http://schemas.openxmlformats.org/officeDocument/2006/math" xmlns:v="urn:schemas-microsoft-com:vml" xmlns:wp14="http://schemas.microsoft.com/office/word/2010/wordprocessingDrawing" xmlns:wp="http://schemas.openxmlformats.org/drawingml/2006/wordprocessingDrawing" xmlns:w10="urn:schemas-microsoft-com:office:word" xmlns:w="http://schemas.openxmlformats.org/wordprocessingml/2006/main" xmlns:w14="http://schemas.microsoft.com/office/word/2010/wordml" xmlns:w15="http://schemas.microsoft.com/office/word/2012/wordml" xmlns:w16cex="http://schemas.microsoft.com/office/word/2018/wordml/cex" xmlns:w16cid="http://schemas.microsoft.com/office/word/2016/wordml/cid" xmlns:w16="http://schemas.microsoft.com/office/word/2018/wordml" xmlns:w16du="http://schemas.microsoft.com/office/word/2023/wordml/word16du" xmlns:w16sdtdh="http://schemas.microsoft.com/office/word/2020/wordml/sdtdatahash" xmlns:w16sdtfl="http://schemas.microsoft.com/office/word/2024/wordml/sdtformatlock" xmlns:w16se="http://schemas.microsoft.com/office/word/2015/wordml/symex" xmlns:wpg="http://schemas.microsoft.com/office/word/2010/wordprocessingGroup" xmlns:wpi="http://schemas.microsoft.com/office/word/2010/wordprocessingInk" xmlns:wne="http://schemas.microsoft.com/office/word/2006/wordml" xmlns:wps="http://schemas.microsoft.com/office/word/2010/wordprocessingShape" mc:Ignorable="w14 w15 w16se w16cid w16 w16cex w16sdtdh w16sdtfl w16du wp14">
+<w:ftr xmlns:wpc="http://schemas.microsoft.com/office/word/2010/wordprocessingCanvas" xmlns:cx="http://schemas.microsoft.com/office/drawing/2014/chartex" xmlns:cx1="http://schemas.microsoft.com/office/drawing/2015/9/8/chartex" xmlns:cx2="http://schemas.microsoft.com/office/drawing/2015/10/21/chartex" xmlns:cx3="http://schemas.microsoft.com/office/drawing/2016/5/9/chartex" xmlns:cx4="http://schemas.microsoft.com/office/drawing/2016/5/10/chartex" xmlns:cx5="http://schemas.microsoft.com/office/drawing/2016/5/11/chartex" xmlns:cx6="http://schemas.microsoft.com/office/drawing/2016/5/12/chartex" xmlns:cx7="http://schemas.microsoft.com/office/drawing/2016/5/13/chartex" xmlns:cx8="http://schemas.microsoft.com/office/drawing/2016/5/14/chartex" xmlns:mc="http://schemas.openxmlformats.org/markup-compatibility/2006" xmlns:aink="http://schemas.microsoft.com/office/drawing/2016/ink" xmlns:am3d="http://schemas.microsoft.com/office/drawing/2017/model3d" xmlns:o="urn:schemas-microsoft-com:office:office" xmlns:oel="http://schemas.microsoft.com/office/2019/extlst" xmlns:r="http://schemas.openxmlformats.org/officeDocument/2006/relationships" xmlns:m="http://schemas.openxmlformats.org/officeDocument/2006/math" xmlns:v="urn:schemas-microsoft-com:vml" xmlns:wp14="http://schemas.microsoft.com/office/word/2010/wordprocessingDrawing" xmlns:wp="http://schemas.openxmlformats.org/drawingml/2006/wordprocessingDrawing" xmlns:w10="urn:schemas-microsoft-com:office:word" xmlns:w="http://schemas.openxmlformats.org/wordprocessingml/2006/main" xmlns:w14="http://schemas.microsoft.com/office/word/2010/wordml" xmlns:w15="http://schemas.microsoft.com/office/word/2012/wordml" xmlns:w16cei="http://schemas.microsoft.com/office/word/2026/wordml/cei" xmlns:w16cex="http://schemas.microsoft.com/office/word/2018/wordml/cex" xmlns:w16cid="http://schemas.microsoft.com/office/word/2016/wordml/cid" xmlns:w16="http://schemas.microsoft.com/office/word/2018/wordml" xmlns:w16du="http://schemas.microsoft.com/office/word/2023/wordml/word16du" xmlns:w16sdtdh="http://schemas.microsoft.com/office/word/2020/wordml/sdtdatahash" xmlns:w16sdtfl="http://schemas.microsoft.com/office/word/2024/wordml/sdtformatlock" xmlns:w16se="http://schemas.microsoft.com/office/word/2015/wordml/symex" xmlns:wpg="http://schemas.microsoft.com/office/word/2010/wordprocessingGroup" xmlns:wpi="http://schemas.microsoft.com/office/word/2010/wordprocessingInk" xmlns:wne="http://schemas.microsoft.com/office/word/2006/wordml" xmlns:wps="http://schemas.microsoft.com/office/word/2010/wordprocessingShape" mc:Ignorable="w14 w15 w16se w16cid w16 w16cex w16sdtdh w16sdtfl w16du wp14">
   <w:sdt>
     <w:sdtPr>
       <w:id w:val="1204595098"/>
@@ -5592,7 +5918,6 @@
         <w:docPartUnique/>
       </w:docPartObj>
     </w:sdtPr>
-    <w:sdtEndPr/>
     <w:sdtContent>
       <w:p>
         <w:pPr>
@@ -5626,7 +5951,7 @@
 </file>
 
 <file path=word/footnotes.xml><?xml version="1.0" encoding="utf-8"?>
-<w:footnotes xmlns:wpc="http://schemas.microsoft.com/office/word/2010/wordprocessingCanvas" xmlns:cx="http://schemas.microsoft.com/office/drawing/2014/chartex" xmlns:cx1="http://schemas.microsoft.com/office/drawing/2015/9/8/chartex" xmlns:cx2="http://schemas.microsoft.com/office/drawing/2015/10/21/chartex" xmlns:cx3="http://schemas.microsoft.com/office/drawing/2016/5/9/chartex" xmlns:cx4="http://schemas.microsoft.com/office/drawing/2016/5/10/chartex" xmlns:cx5="http://schemas.microsoft.com/office/drawing/2016/5/11/chartex" xmlns:cx6="http://schemas.microsoft.com/office/drawing/2016/5/12/chartex" xmlns:cx7="http://schemas.microsoft.com/office/drawing/2016/5/13/chartex" xmlns:cx8="http://schemas.microsoft.com/office/drawing/2016/5/14/chartex" xmlns:mc="http://schemas.openxmlformats.org/markup-compatibility/2006" xmlns:aink="http://schemas.microsoft.com/office/drawing/2016/ink" xmlns:am3d="http://schemas.microsoft.com/office/drawing/2017/model3d" xmlns:o="urn:schemas-microsoft-com:office:office" xmlns:oel="http://schemas.microsoft.com/office/2019/extlst" xmlns:r="http://schemas.openxmlformats.org/officeDocument/2006/relationships" xmlns:m="http://schemas.openxmlformats.org/officeDocument/2006/math" xmlns:v="urn:schemas-microsoft-com:vml" xmlns:wp14="http://schemas.microsoft.com/office/word/2010/wordprocessingDrawing" xmlns:wp="http://schemas.openxmlformats.org/drawingml/2006/wordprocessingDrawing" xmlns:w10="urn:schemas-microsoft-com:office:word" xmlns:w="http://schemas.openxmlformats.org/wordprocessingml/2006/main" xmlns:w14="http://schemas.microsoft.com/office/word/2010/wordml" xmlns:w15="http://schemas.microsoft.com/office/word/2012/wordml" xmlns:w16cex="http://schemas.microsoft.com/office/word/2018/wordml/cex" xmlns:w16cid="http://schemas.microsoft.com/office/word/2016/wordml/cid" xmlns:w16="http://schemas.microsoft.com/office/word/2018/wordml" xmlns:w16du="http://schemas.microsoft.com/office/word/2023/wordml/word16du" xmlns:w16sdtdh="http://schemas.microsoft.com/office/word/2020/wordml/sdtdatahash" xmlns:w16sdtfl="http://schemas.microsoft.com/office/word/2024/wordml/sdtformatlock" xmlns:w16se="http://schemas.microsoft.com/office/word/2015/wordml/symex" xmlns:wpg="http://schemas.microsoft.com/office/word/2010/wordprocessingGroup" xmlns:wpi="http://schemas.microsoft.com/office/word/2010/wordprocessingInk" xmlns:wne="http://schemas.microsoft.com/office/word/2006/wordml" xmlns:wps="http://schemas.microsoft.com/office/word/2010/wordprocessingShape" mc:Ignorable="w14 w15 w16se w16cid w16 w16cex w16sdtdh w16sdtfl w16du wp14">
+<w:footnotes xmlns:wpc="http://schemas.microsoft.com/office/word/2010/wordprocessingCanvas" xmlns:cx="http://schemas.microsoft.com/office/drawing/2014/chartex" xmlns:cx1="http://schemas.microsoft.com/office/drawing/2015/9/8/chartex" xmlns:cx2="http://schemas.microsoft.com/office/drawing/2015/10/21/chartex" xmlns:cx3="http://schemas.microsoft.com/office/drawing/2016/5/9/chartex" xmlns:cx4="http://schemas.microsoft.com/office/drawing/2016/5/10/chartex" xmlns:cx5="http://schemas.microsoft.com/office/drawing/2016/5/11/chartex" xmlns:cx6="http://schemas.microsoft.com/office/drawing/2016/5/12/chartex" xmlns:cx7="http://schemas.microsoft.com/office/drawing/2016/5/13/chartex" xmlns:cx8="http://schemas.microsoft.com/office/drawing/2016/5/14/chartex" xmlns:mc="http://schemas.openxmlformats.org/markup-compatibility/2006" xmlns:aink="http://schemas.microsoft.com/office/drawing/2016/ink" xmlns:am3d="http://schemas.microsoft.com/office/drawing/2017/model3d" xmlns:o="urn:schemas-microsoft-com:office:office" xmlns:oel="http://schemas.microsoft.com/office/2019/extlst" xmlns:r="http://schemas.openxmlformats.org/officeDocument/2006/relationships" xmlns:m="http://schemas.openxmlformats.org/officeDocument/2006/math" xmlns:v="urn:schemas-microsoft-com:vml" xmlns:wp14="http://schemas.microsoft.com/office/word/2010/wordprocessingDrawing" xmlns:wp="http://schemas.openxmlformats.org/drawingml/2006/wordprocessingDrawing" xmlns:w10="urn:schemas-microsoft-com:office:word" xmlns:w="http://schemas.openxmlformats.org/wordprocessingml/2006/main" xmlns:w14="http://schemas.microsoft.com/office/word/2010/wordml" xmlns:w15="http://schemas.microsoft.com/office/word/2012/wordml" xmlns:w16cei="http://schemas.microsoft.com/office/word/2026/wordml/cei" xmlns:w16cex="http://schemas.microsoft.com/office/word/2018/wordml/cex" xmlns:w16cid="http://schemas.microsoft.com/office/word/2016/wordml/cid" xmlns:w16="http://schemas.microsoft.com/office/word/2018/wordml" xmlns:w16du="http://schemas.microsoft.com/office/word/2023/wordml/word16du" xmlns:w16sdtdh="http://schemas.microsoft.com/office/word/2020/wordml/sdtdatahash" xmlns:w16sdtfl="http://schemas.microsoft.com/office/word/2024/wordml/sdtformatlock" xmlns:w16se="http://schemas.microsoft.com/office/word/2015/wordml/symex" xmlns:wpg="http://schemas.microsoft.com/office/word/2010/wordprocessingGroup" xmlns:wpi="http://schemas.microsoft.com/office/word/2010/wordprocessingInk" xmlns:wne="http://schemas.microsoft.com/office/word/2006/wordml" xmlns:wps="http://schemas.microsoft.com/office/word/2010/wordprocessingShape" mc:Ignorable="w14 w15 w16se w16cid w16 w16cex w16sdtdh w16sdtfl w16du wp14">
   <w:footnote w:type="separator" w:id="-1">
     <w:p>
       <w:pPr>
@@ -5651,7 +5976,7 @@
 </file>
 
 <file path=word/numbering.xml><?xml version="1.0" encoding="utf-8"?>
-<w:numbering xmlns:wpc="http://schemas.microsoft.com/office/word/2010/wordprocessingCanvas" xmlns:cx="http://schemas.microsoft.com/office/drawing/2014/chartex" xmlns:cx1="http://schemas.microsoft.com/office/drawing/2015/9/8/chartex" xmlns:cx2="http://schemas.microsoft.com/office/drawing/2015/10/21/chartex" xmlns:cx3="http://schemas.microsoft.com/office/drawing/2016/5/9/chartex" xmlns:cx4="http://schemas.microsoft.com/office/drawing/2016/5/10/chartex" xmlns:cx5="http://schemas.microsoft.com/office/drawing/2016/5/11/chartex" xmlns:cx6="http://schemas.microsoft.com/office/drawing/2016/5/12/chartex" xmlns:cx7="http://schemas.microsoft.com/office/drawing/2016/5/13/chartex" xmlns:cx8="http://schemas.microsoft.com/office/drawing/2016/5/14/chartex" xmlns:mc="http://schemas.openxmlformats.org/markup-compatibility/2006" xmlns:aink="http://schemas.microsoft.com/office/drawing/2016/ink" xmlns:am3d="http://schemas.microsoft.com/office/drawing/2017/model3d" xmlns:o="urn:schemas-microsoft-com:office:office" xmlns:oel="http://schemas.microsoft.com/office/2019/extlst" xmlns:r="http://schemas.openxmlformats.org/officeDocument/2006/relationships" xmlns:m="http://schemas.openxmlformats.org/officeDocument/2006/math" xmlns:v="urn:schemas-microsoft-com:vml" xmlns:wp14="http://schemas.microsoft.com/office/word/2010/wordprocessingDrawing" xmlns:wp="http://schemas.openxmlformats.org/drawingml/2006/wordprocessingDrawing" xmlns:w10="urn:schemas-microsoft-com:office:word" xmlns:w="http://schemas.openxmlformats.org/wordprocessingml/2006/main" xmlns:w14="http://schemas.microsoft.com/office/word/2010/wordml" xmlns:w15="http://schemas.microsoft.com/office/word/2012/wordml" xmlns:w16cex="http://schemas.microsoft.com/office/word/2018/wordml/cex" xmlns:w16cid="http://schemas.microsoft.com/office/word/2016/wordml/cid" xmlns:w16="http://schemas.microsoft.com/office/word/2018/wordml" xmlns:w16du="http://schemas.microsoft.com/office/word/2023/wordml/word16du" xmlns:w16sdtdh="http://schemas.microsoft.com/office/word/2020/wordml/sdtdatahash" xmlns:w16sdtfl="http://schemas.microsoft.com/office/word/2024/wordml/sdtformatlock" xmlns:w16se="http://schemas.microsoft.com/office/word/2015/wordml/symex" xmlns:wpg="http://schemas.microsoft.com/office/word/2010/wordprocessingGroup" xmlns:wpi="http://schemas.microsoft.com/office/word/2010/wordprocessingInk" xmlns:wne="http://schemas.microsoft.com/office/word/2006/wordml" xmlns:wps="http://schemas.microsoft.com/office/word/2010/wordprocessingShape" mc:Ignorable="w14 w15 w16se w16cid w16 w16cex w16sdtdh w16sdtfl w16du wp14">
+<w:numbering xmlns:wpc="http://schemas.microsoft.com/office/word/2010/wordprocessingCanvas" xmlns:cx="http://schemas.microsoft.com/office/drawing/2014/chartex" xmlns:cx1="http://schemas.microsoft.com/office/drawing/2015/9/8/chartex" xmlns:cx2="http://schemas.microsoft.com/office/drawing/2015/10/21/chartex" xmlns:cx3="http://schemas.microsoft.com/office/drawing/2016/5/9/chartex" xmlns:cx4="http://schemas.microsoft.com/office/drawing/2016/5/10/chartex" xmlns:cx5="http://schemas.microsoft.com/office/drawing/2016/5/11/chartex" xmlns:cx6="http://schemas.microsoft.com/office/drawing/2016/5/12/chartex" xmlns:cx7="http://schemas.microsoft.com/office/drawing/2016/5/13/chartex" xmlns:cx8="http://schemas.microsoft.com/office/drawing/2016/5/14/chartex" xmlns:mc="http://schemas.openxmlformats.org/markup-compatibility/2006" xmlns:aink="http://schemas.microsoft.com/office/drawing/2016/ink" xmlns:am3d="http://schemas.microsoft.com/office/drawing/2017/model3d" xmlns:o="urn:schemas-microsoft-com:office:office" xmlns:oel="http://schemas.microsoft.com/office/2019/extlst" xmlns:r="http://schemas.openxmlformats.org/officeDocument/2006/relationships" xmlns:m="http://schemas.openxmlformats.org/officeDocument/2006/math" xmlns:v="urn:schemas-microsoft-com:vml" xmlns:wp14="http://schemas.microsoft.com/office/word/2010/wordprocessingDrawing" xmlns:wp="http://schemas.openxmlformats.org/drawingml/2006/wordprocessingDrawing" xmlns:w10="urn:schemas-microsoft-com:office:word" xmlns:w="http://schemas.openxmlformats.org/wordprocessingml/2006/main" xmlns:w14="http://schemas.microsoft.com/office/word/2010/wordml" xmlns:w15="http://schemas.microsoft.com/office/word/2012/wordml" xmlns:w16cei="http://schemas.microsoft.com/office/word/2026/wordml/cei" xmlns:w16cex="http://schemas.microsoft.com/office/word/2018/wordml/cex" xmlns:w16cid="http://schemas.microsoft.com/office/word/2016/wordml/cid" xmlns:w16="http://schemas.microsoft.com/office/word/2018/wordml" xmlns:w16du="http://schemas.microsoft.com/office/word/2023/wordml/word16du" xmlns:w16sdtdh="http://schemas.microsoft.com/office/word/2020/wordml/sdtdatahash" xmlns:w16sdtfl="http://schemas.microsoft.com/office/word/2024/wordml/sdtformatlock" xmlns:w16se="http://schemas.microsoft.com/office/word/2015/wordml/symex" xmlns:wpg="http://schemas.microsoft.com/office/word/2010/wordprocessingGroup" xmlns:wpi="http://schemas.microsoft.com/office/word/2010/wordprocessingInk" xmlns:wne="http://schemas.microsoft.com/office/word/2006/wordml" xmlns:wps="http://schemas.microsoft.com/office/word/2010/wordprocessingShape" mc:Ignorable="w14 w15 w16se w16cid w16 w16cex w16sdtdh w16sdtfl w16du wp14">
   <w:abstractNum w:abstractNumId="0" w15:restartNumberingAfterBreak="0">
     <w:nsid w:val="4BCF7964"/>
     <w:multiLevelType w:val="hybridMultilevel"/>
@@ -6374,6 +6699,7 @@
   <w:style w:type="character" w:default="1" w:styleId="Standaardalinea-lettertype">
     <w:name w:val="Default Paragraph Font"/>
     <w:uiPriority w:val="1"/>
+    <w:semiHidden/>
     <w:unhideWhenUsed/>
   </w:style>
   <w:style w:type="table" w:default="1" w:styleId="Standaardtabel">
@@ -7128,18 +7454,16 @@
 </file>
 
 <file path=customXml/item1.xml><?xml version="1.0" encoding="utf-8"?>
-<p:properties xmlns:p="http://schemas.microsoft.com/office/2006/metadata/properties" xmlns:xsi="http://www.w3.org/2001/XMLSchema-instance" xmlns:pc="http://schemas.microsoft.com/office/infopath/2007/PartnerControls">
-  <documentManagement>
-    <TaxCatchAll xmlns="afe16287-2b76-4080-a1c2-3a91512ed80e" xsi:nil="true"/>
-    <lcf76f155ced4ddcb4097134ff3c332f xmlns="1a6240ed-7c41-4edb-94ae-2035b5d20f17">
-      <Terms xmlns="http://schemas.microsoft.com/office/infopath/2007/PartnerControls"/>
-    </lcf76f155ced4ddcb4097134ff3c332f>
-  </documentManagement>
-</p:properties>
+<b:Sources xmlns:b="http://schemas.openxmlformats.org/officeDocument/2006/bibliography" xmlns="http://schemas.openxmlformats.org/officeDocument/2006/bibliography" SelectedStyle="\APASixthEditionOfficeOnline.xsl" StyleName="APA" Version="6"/>
 </file>
 
 <file path=customXml/item2.xml><?xml version="1.0" encoding="utf-8"?>
-<b:Sources xmlns:b="http://schemas.openxmlformats.org/officeDocument/2006/bibliography" xmlns="http://schemas.openxmlformats.org/officeDocument/2006/bibliography" SelectedStyle="\APASixthEditionOfficeOnline.xsl" StyleName="APA" Version="6"/>
+<?mso-contentType ?>
+<FormTemplates xmlns="http://schemas.microsoft.com/sharepoint/v3/contenttype/forms">
+  <Display>DocumentLibraryForm</Display>
+  <Edit>DocumentLibraryForm</Edit>
+  <New>DocumentLibraryForm</New>
+</FormTemplates>
 </file>
 
 <file path=customXml/item3.xml><?xml version="1.0" encoding="utf-8"?>
@@ -7384,29 +7708,28 @@
 </file>
 
 <file path=customXml/item4.xml><?xml version="1.0" encoding="utf-8"?>
-<?mso-contentType ?>
-<FormTemplates xmlns="http://schemas.microsoft.com/sharepoint/v3/contenttype/forms">
-  <Display>DocumentLibraryForm</Display>
-  <Edit>DocumentLibraryForm</Edit>
-  <New>DocumentLibraryForm</New>
-</FormTemplates>
+<p:properties xmlns:p="http://schemas.microsoft.com/office/2006/metadata/properties" xmlns:xsi="http://www.w3.org/2001/XMLSchema-instance" xmlns:pc="http://schemas.microsoft.com/office/infopath/2007/PartnerControls">
+  <documentManagement>
+    <TaxCatchAll xmlns="afe16287-2b76-4080-a1c2-3a91512ed80e" xsi:nil="true"/>
+    <lcf76f155ced4ddcb4097134ff3c332f xmlns="1a6240ed-7c41-4edb-94ae-2035b5d20f17">
+      <Terms xmlns="http://schemas.microsoft.com/office/infopath/2007/PartnerControls"/>
+    </lcf76f155ced4ddcb4097134ff3c332f>
+  </documentManagement>
+</p:properties>
 </file>
 
 <file path=customXml/itemProps1.xml><?xml version="1.0" encoding="utf-8"?>
-<ds:datastoreItem xmlns:ds="http://schemas.openxmlformats.org/officeDocument/2006/customXml" ds:itemID="{1B86B907-51B5-4E27-B65C-DDB101FF4A43}">
+<ds:datastoreItem xmlns:ds="http://schemas.openxmlformats.org/officeDocument/2006/customXml" ds:itemID="{3CDA24A4-EF23-4B3E-BA63-DF89D1DAA6D8}">
   <ds:schemaRefs>
-    <ds:schemaRef ds:uri="http://schemas.microsoft.com/office/2006/metadata/properties"/>
-    <ds:schemaRef ds:uri="http://schemas.microsoft.com/office/infopath/2007/PartnerControls"/>
-    <ds:schemaRef ds:uri="afe16287-2b76-4080-a1c2-3a91512ed80e"/>
-    <ds:schemaRef ds:uri="1a6240ed-7c41-4edb-94ae-2035b5d20f17"/>
+    <ds:schemaRef ds:uri="http://schemas.openxmlformats.org/officeDocument/2006/bibliography"/>
   </ds:schemaRefs>
 </ds:datastoreItem>
 </file>
 
 <file path=customXml/itemProps2.xml><?xml version="1.0" encoding="utf-8"?>
-<ds:datastoreItem xmlns:ds="http://schemas.openxmlformats.org/officeDocument/2006/customXml" ds:itemID="{3CDA24A4-EF23-4B3E-BA63-DF89D1DAA6D8}">
+<ds:datastoreItem xmlns:ds="http://schemas.openxmlformats.org/officeDocument/2006/customXml" ds:itemID="{DF777515-D636-4324-9451-41241A1C56FF}">
   <ds:schemaRefs>
-    <ds:schemaRef ds:uri="http://schemas.openxmlformats.org/officeDocument/2006/bibliography"/>
+    <ds:schemaRef ds:uri="http://schemas.microsoft.com/sharepoint/v3/contenttype/forms"/>
   </ds:schemaRefs>
 </ds:datastoreItem>
 </file>
@@ -7431,9 +7754,12 @@
 </file>
 
 <file path=customXml/itemProps4.xml><?xml version="1.0" encoding="utf-8"?>
-<ds:datastoreItem xmlns:ds="http://schemas.openxmlformats.org/officeDocument/2006/customXml" ds:itemID="{DF777515-D636-4324-9451-41241A1C56FF}">
+<ds:datastoreItem xmlns:ds="http://schemas.openxmlformats.org/officeDocument/2006/customXml" ds:itemID="{1B86B907-51B5-4E27-B65C-DDB101FF4A43}">
   <ds:schemaRefs>
-    <ds:schemaRef ds:uri="http://schemas.microsoft.com/sharepoint/v3/contenttype/forms"/>
+    <ds:schemaRef ds:uri="http://schemas.microsoft.com/office/2006/metadata/properties"/>
+    <ds:schemaRef ds:uri="http://schemas.microsoft.com/office/infopath/2007/PartnerControls"/>
+    <ds:schemaRef ds:uri="afe16287-2b76-4080-a1c2-3a91512ed80e"/>
+    <ds:schemaRef ds:uri="1a6240ed-7c41-4edb-94ae-2035b5d20f17"/>
   </ds:schemaRefs>
 </ds:datastoreItem>
 </file>

--- a/Nieuwe Itemtypes Handleiding Invoer TOM.docx
+++ b/Nieuwe Itemtypes Handleiding Invoer TOM.docx
@@ -44,21 +44,7 @@
         <w:rPr>
           <w:rFonts w:ascii="PT Sans" w:hAnsi="PT Sans"/>
         </w:rPr>
-        <w:t xml:space="preserve">Het invoeren van sleepvragen was erg tijdrovend voor </w:t>
-      </w:r>
-      <w:proofErr w:type="spellStart"/>
-      <w:r>
-        <w:rPr>
-          <w:rFonts w:ascii="PT Sans" w:hAnsi="PT Sans"/>
-        </w:rPr>
-        <w:t>TOM’ers</w:t>
-      </w:r>
-      <w:proofErr w:type="spellEnd"/>
-      <w:r>
-        <w:rPr>
-          <w:rFonts w:ascii="PT Sans" w:hAnsi="PT Sans"/>
-        </w:rPr>
-        <w:t>. Naast dat het lastig is om de tabellen en sleepopties goed in te voeren, ziet iedere sleepvraag er anders uit. Dit komt omdat er in het huidige proces veel stappen zitten die erg foutgevoelig zijn (screenshot maken, bijsnijden van afbeeldingen, lettertype, verkleinen en vergroten van de tabel in QB, etc.).</w:t>
+        <w:t>Het invoeren van sleepvragen was erg tijdrovend voor TOM’ers. Naast dat het lastig is om de tabellen en sleepopties goed in te voeren, ziet iedere sleepvraag er anders uit. Dit komt omdat er in het huidige proces veel stappen zitten die erg foutgevoelig zijn (screenshot maken, bijsnijden van afbeeldingen, lettertype, verkleinen en vergroten van de tabel in QB, etc.).</w:t>
       </w:r>
     </w:p>
     <w:p>
@@ -243,60 +229,6 @@
           <w:bCs/>
         </w:rPr>
         <w:br/>
-      </w:r>
-      <w:r>
-        <w:rPr>
-          <w:rFonts w:ascii="PT Sans" w:hAnsi="PT Sans"/>
-        </w:rPr>
-        <w:t>Vanwege privacy/</w:t>
-      </w:r>
-      <w:r>
-        <w:rPr>
-          <w:rFonts w:ascii="PT Sans" w:hAnsi="PT Sans"/>
-        </w:rPr>
-        <w:t>data moet d</w:t>
-      </w:r>
-      <w:r>
-        <w:rPr>
-          <w:rFonts w:ascii="PT Sans" w:hAnsi="PT Sans"/>
-        </w:rPr>
-        <w:t xml:space="preserve">e tool </w:t>
-      </w:r>
-      <w:r>
-        <w:rPr>
-          <w:rFonts w:ascii="PT Sans" w:hAnsi="PT Sans"/>
-        </w:rPr>
-        <w:t xml:space="preserve">lokaal </w:t>
-      </w:r>
-      <w:r>
-        <w:rPr>
-          <w:rFonts w:ascii="PT Sans" w:hAnsi="PT Sans"/>
-        </w:rPr>
-        <w:t>gebruik</w:t>
-      </w:r>
-      <w:r>
-        <w:rPr>
-          <w:rFonts w:ascii="PT Sans" w:hAnsi="PT Sans"/>
-        </w:rPr>
-        <w:t>t worden</w:t>
-      </w:r>
-      <w:r>
-        <w:rPr>
-          <w:rFonts w:ascii="PT Sans" w:hAnsi="PT Sans"/>
-        </w:rPr>
-        <w:t xml:space="preserve">, je </w:t>
-      </w:r>
-      <w:r>
-        <w:rPr>
-          <w:rFonts w:ascii="PT Sans" w:hAnsi="PT Sans"/>
-        </w:rPr>
-        <w:t>moet daarvoor eenmalig wat voorwerk doen om het klaar te zetten.</w:t>
-      </w:r>
-      <w:r>
-        <w:rPr>
-          <w:rFonts w:ascii="PT Sans" w:hAnsi="PT Sans"/>
-        </w:rPr>
-        <w:t xml:space="preserve"> </w:t>
       </w:r>
       <w:r>
         <w:rPr>
@@ -356,6 +288,33 @@
         </w:rPr>
       </w:sdtEndPr>
       <w:sdtContent>
+        <w:p>
+          <w:pPr>
+            <w:pStyle w:val="Kopvaninhoudsopgave"/>
+            <w:rPr>
+              <w:rFonts w:ascii="PT Sans" w:eastAsiaTheme="minorHAnsi" w:hAnsi="PT Sans" w:cstheme="minorBidi"/>
+              <w:color w:val="auto"/>
+              <w:kern w:val="2"/>
+              <w:sz w:val="24"/>
+              <w:szCs w:val="24"/>
+              <w:lang w:eastAsia="en-US"/>
+              <w14:ligatures w14:val="standardContextual"/>
+            </w:rPr>
+          </w:pPr>
+        </w:p>
+        <w:p>
+          <w:pPr>
+            <w:rPr>
+              <w:rFonts w:ascii="PT Sans" w:hAnsi="PT Sans"/>
+            </w:rPr>
+          </w:pPr>
+          <w:r>
+            <w:rPr>
+              <w:rFonts w:ascii="PT Sans" w:hAnsi="PT Sans"/>
+            </w:rPr>
+            <w:br w:type="page"/>
+          </w:r>
+        </w:p>
         <w:p>
           <w:pPr>
             <w:pStyle w:val="Kopvaninhoudsopgave"/>
@@ -371,6 +330,7 @@
               <w:sz w:val="24"/>
               <w:szCs w:val="24"/>
             </w:rPr>
+            <w:lastRenderedPageBreak/>
             <w:t>Inhoud</w:t>
           </w:r>
         </w:p>
@@ -1042,6 +1002,663 @@
       </w:pPr>
       <w:bookmarkStart w:id="0" w:name="_Toc227319770"/>
       <w:r>
+        <w:t>De tool opstarten</w:t>
+      </w:r>
+    </w:p>
+    <w:p>
+      <w:r>
+        <w:t>De tool draait op een programmeertaal genaamd Python</w:t>
+      </w:r>
+      <w:r>
+        <w:t>. Om het uit te kunnen voeren, moet Python daarom op jouw computer geïnstalleerd zijn</w:t>
+      </w:r>
+      <w:r>
+        <w:t xml:space="preserve">. Heb je nog geen Python geïnstalleerd? </w:t>
+      </w:r>
+      <w:r>
+        <w:t xml:space="preserve">Ga naar </w:t>
+      </w:r>
+      <w:hyperlink r:id="rId12" w:history="1">
+        <w:r>
+          <w:rPr>
+            <w:rStyle w:val="Hyperlink"/>
+          </w:rPr>
+          <w:t>https://www.python.org/downloads/</w:t>
+        </w:r>
+      </w:hyperlink>
+      <w:r>
+        <w:t xml:space="preserve"> en klik op de knop “Download Python install manager”</w:t>
+      </w:r>
+      <w:r>
+        <w:t>.</w:t>
+      </w:r>
+    </w:p>
+    <w:p>
+      <w:pPr>
+        <w:rPr>
+          <w:rFonts w:ascii="PT Sans" w:hAnsi="PT Sans"/>
+        </w:rPr>
+      </w:pPr>
+      <w:r>
+        <w:rPr>
+          <w:rFonts w:ascii="PT Sans" w:hAnsi="PT Sans"/>
+        </w:rPr>
+        <w:t>Vanwege privacy/data</w:t>
+      </w:r>
+      <w:r>
+        <w:rPr>
+          <w:rFonts w:ascii="PT Sans" w:hAnsi="PT Sans"/>
+        </w:rPr>
+        <w:t>veiligheid</w:t>
+      </w:r>
+      <w:r>
+        <w:rPr>
+          <w:rFonts w:ascii="PT Sans" w:hAnsi="PT Sans"/>
+        </w:rPr>
+        <w:t xml:space="preserve"> moet d</w:t>
+      </w:r>
+      <w:r>
+        <w:rPr>
+          <w:rFonts w:ascii="PT Sans" w:hAnsi="PT Sans"/>
+        </w:rPr>
+        <w:t xml:space="preserve">e tool </w:t>
+      </w:r>
+      <w:r>
+        <w:rPr>
+          <w:rFonts w:ascii="PT Sans" w:hAnsi="PT Sans"/>
+        </w:rPr>
+        <w:t xml:space="preserve">lokaal </w:t>
+      </w:r>
+      <w:r>
+        <w:rPr>
+          <w:rFonts w:ascii="PT Sans" w:hAnsi="PT Sans"/>
+        </w:rPr>
+        <w:t>gebruik</w:t>
+      </w:r>
+      <w:r>
+        <w:rPr>
+          <w:rFonts w:ascii="PT Sans" w:hAnsi="PT Sans"/>
+        </w:rPr>
+        <w:t>t worden</w:t>
+      </w:r>
+      <w:r>
+        <w:rPr>
+          <w:rFonts w:ascii="PT Sans" w:hAnsi="PT Sans"/>
+        </w:rPr>
+        <w:t xml:space="preserve">, </w:t>
+      </w:r>
+      <w:r>
+        <w:rPr>
+          <w:rFonts w:ascii="PT Sans" w:hAnsi="PT Sans"/>
+        </w:rPr>
+        <w:t xml:space="preserve">daarnaast </w:t>
+      </w:r>
+      <w:r>
+        <w:rPr>
+          <w:rFonts w:ascii="PT Sans" w:hAnsi="PT Sans"/>
+        </w:rPr>
+        <w:t>heb</w:t>
+      </w:r>
+      <w:r>
+        <w:rPr>
+          <w:rFonts w:ascii="PT Sans" w:hAnsi="PT Sans"/>
+        </w:rPr>
+        <w:t xml:space="preserve"> je</w:t>
+      </w:r>
+      <w:r>
+        <w:rPr>
+          <w:rFonts w:ascii="PT Sans" w:hAnsi="PT Sans"/>
+        </w:rPr>
+        <w:t xml:space="preserve"> een wachtwoord nodig </w:t>
+      </w:r>
+      <w:r>
+        <w:rPr>
+          <w:rFonts w:ascii="PT Sans" w:hAnsi="PT Sans"/>
+        </w:rPr>
+        <w:t>om toegang te krijgen tot de tool</w:t>
+      </w:r>
+      <w:r>
+        <w:rPr>
+          <w:rFonts w:ascii="PT Sans" w:hAnsi="PT Sans"/>
+        </w:rPr>
+        <w:t>.</w:t>
+      </w:r>
+      <w:r>
+        <w:rPr>
+          <w:rFonts w:ascii="PT Sans" w:hAnsi="PT Sans"/>
+        </w:rPr>
+        <w:t xml:space="preserve"> De tool staat </w:t>
+      </w:r>
+      <w:r>
+        <w:rPr>
+          <w:rFonts w:ascii="PT Sans" w:hAnsi="PT Sans"/>
+        </w:rPr>
+        <w:t xml:space="preserve">als .zip-bestand klaar in deze map: </w:t>
+      </w:r>
+      <w:hyperlink r:id="rId13" w:history="1">
+        <w:r>
+          <w:rPr>
+            <w:rStyle w:val="Hyperlink"/>
+            <w:rFonts w:ascii="PT Sans" w:hAnsi="PT Sans"/>
+          </w:rPr>
+          <w:t>Nieuwe itemtypes</w:t>
+        </w:r>
+      </w:hyperlink>
+      <w:r>
+        <w:rPr>
+          <w:rFonts w:ascii="PT Sans" w:hAnsi="PT Sans"/>
+        </w:rPr>
+        <w:t xml:space="preserve"> (download “mbo_tomtools.zip”)</w:t>
+      </w:r>
+      <w:r>
+        <w:rPr>
+          <w:rFonts w:ascii="PT Sans" w:hAnsi="PT Sans"/>
+        </w:rPr>
+        <w:t xml:space="preserve"> en sla deze </w:t>
+      </w:r>
+      <w:r>
+        <w:rPr>
+          <w:rFonts w:ascii="PT Sans" w:hAnsi="PT Sans"/>
+        </w:rPr>
+        <w:t>op een voor jou logische plek op</w:t>
+      </w:r>
+      <w:r>
+        <w:rPr>
+          <w:rFonts w:ascii="PT Sans" w:hAnsi="PT Sans"/>
+        </w:rPr>
+        <w:t xml:space="preserve"> zodat je het makkelijk kan vinden</w:t>
+      </w:r>
+      <w:r>
+        <w:rPr>
+          <w:rFonts w:ascii="PT Sans" w:hAnsi="PT Sans"/>
+        </w:rPr>
+        <w:t xml:space="preserve"> (bijvoorbeeld in je documenten).</w:t>
+      </w:r>
+    </w:p>
+    <w:p>
+      <w:pPr>
+        <w:rPr>
+          <w:rFonts w:ascii="PT Sans" w:hAnsi="PT Sans"/>
+        </w:rPr>
+      </w:pPr>
+      <w:r>
+        <w:rPr>
+          <w:rFonts w:ascii="PT Sans" w:hAnsi="PT Sans"/>
+        </w:rPr>
+        <w:t>Pak vervolgens de .zip uit, hiervoor heb je het wachtwoord nodig.</w:t>
+      </w:r>
+      <w:r>
+        <w:rPr>
+          <w:rFonts w:ascii="PT Sans" w:hAnsi="PT Sans"/>
+        </w:rPr>
+        <w:t xml:space="preserve"> Wanneer je het hebt uitgepakt, kun je </w:t>
+      </w:r>
+      <w:r>
+        <w:rPr>
+          <w:rFonts w:ascii="PT Sans" w:hAnsi="PT Sans"/>
+        </w:rPr>
+        <w:t>het programma gaan gebruiken.</w:t>
+      </w:r>
+      <w:r>
+        <w:rPr>
+          <w:rFonts w:ascii="PT Sans" w:hAnsi="PT Sans"/>
+        </w:rPr>
+        <w:br/>
+      </w:r>
+      <w:r>
+        <w:rPr>
+          <w:rFonts w:ascii="PT Sans" w:hAnsi="PT Sans"/>
+        </w:rPr>
+        <w:drawing>
+          <wp:inline distT="0" distB="0" distL="0" distR="0" wp14:anchorId="5B5B87FD" wp14:editId="1F03041D">
+            <wp:extent cx="3281330" cy="1888067"/>
+            <wp:effectExtent l="0" t="0" r="0" b="0"/>
+            <wp:docPr id="1554194325" name="Afbeelding 1"/>
+            <wp:cNvGraphicFramePr>
+              <a:graphicFrameLocks xmlns:a="http://schemas.openxmlformats.org/drawingml/2006/main" noChangeAspect="1"/>
+            </wp:cNvGraphicFramePr>
+            <a:graphic xmlns:a="http://schemas.openxmlformats.org/drawingml/2006/main">
+              <a:graphicData uri="http://schemas.openxmlformats.org/drawingml/2006/picture">
+                <pic:pic xmlns:pic="http://schemas.openxmlformats.org/drawingml/2006/picture">
+                  <pic:nvPicPr>
+                    <pic:cNvPr id="1554194325" name=""/>
+                    <pic:cNvPicPr/>
+                  </pic:nvPicPr>
+                  <pic:blipFill>
+                    <a:blip r:embed="rId14"/>
+                    <a:stretch>
+                      <a:fillRect/>
+                    </a:stretch>
+                  </pic:blipFill>
+                  <pic:spPr>
+                    <a:xfrm>
+                      <a:off x="0" y="0"/>
+                      <a:ext cx="3293238" cy="1894919"/>
+                    </a:xfrm>
+                    <a:prstGeom prst="rect">
+                      <a:avLst/>
+                    </a:prstGeom>
+                  </pic:spPr>
+                </pic:pic>
+              </a:graphicData>
+            </a:graphic>
+          </wp:inline>
+        </w:drawing>
+      </w:r>
+    </w:p>
+    <w:p>
+      <w:pPr>
+        <w:rPr>
+          <w:rFonts w:ascii="PT Sans" w:hAnsi="PT Sans"/>
+        </w:rPr>
+      </w:pPr>
+      <w:r>
+        <w:rPr>
+          <w:rFonts w:ascii="PT Sans" w:hAnsi="PT Sans"/>
+        </w:rPr>
+        <w:t>Het programma opstarten gaat als volgt:</w:t>
+      </w:r>
+    </w:p>
+    <w:p>
+      <w:pPr>
+        <w:pStyle w:val="Lijstalinea"/>
+        <w:numPr>
+          <w:ilvl w:val="0"/>
+          <w:numId w:val="2"/>
+        </w:numPr>
+        <w:rPr>
+          <w:rFonts w:ascii="PT Sans" w:hAnsi="PT Sans"/>
+        </w:rPr>
+      </w:pPr>
+      <w:r>
+        <w:rPr>
+          <w:rFonts w:ascii="PT Sans" w:hAnsi="PT Sans"/>
+        </w:rPr>
+        <w:lastRenderedPageBreak/>
+        <w:t xml:space="preserve">Open de uitgepakte map “mbo_tomtools”. </w:t>
+      </w:r>
+      <w:r>
+        <w:rPr>
+          <w:rFonts w:ascii="PT Sans" w:hAnsi="PT Sans"/>
+        </w:rPr>
+        <w:t xml:space="preserve">En klik met rechtermuisknop op het bestandspad </w:t>
+      </w:r>
+      <w:r>
+        <w:rPr>
+          <w:rFonts w:ascii="PT Sans" w:hAnsi="PT Sans"/>
+        </w:rPr>
+        <w:sym w:font="Wingdings" w:char="F0E0"/>
+      </w:r>
+      <w:r>
+        <w:rPr>
+          <w:rFonts w:ascii="PT Sans" w:hAnsi="PT Sans"/>
+        </w:rPr>
+        <w:t xml:space="preserve"> “Adres kopiëren”.</w:t>
+      </w:r>
+      <w:r>
+        <w:rPr>
+          <w:rFonts w:ascii="PT Sans" w:hAnsi="PT Sans"/>
+        </w:rPr>
+        <w:br/>
+      </w:r>
+      <w:r>
+        <w:rPr>
+          <w:rFonts w:ascii="PT Sans" w:hAnsi="PT Sans"/>
+        </w:rPr>
+        <w:drawing>
+          <wp:inline distT="0" distB="0" distL="0" distR="0" wp14:anchorId="20E80FCE" wp14:editId="33DF62BC">
+            <wp:extent cx="5760720" cy="2360930"/>
+            <wp:effectExtent l="0" t="0" r="0" b="1270"/>
+            <wp:docPr id="884695881" name="Afbeelding 1"/>
+            <wp:cNvGraphicFramePr>
+              <a:graphicFrameLocks xmlns:a="http://schemas.openxmlformats.org/drawingml/2006/main" noChangeAspect="1"/>
+            </wp:cNvGraphicFramePr>
+            <a:graphic xmlns:a="http://schemas.openxmlformats.org/drawingml/2006/main">
+              <a:graphicData uri="http://schemas.openxmlformats.org/drawingml/2006/picture">
+                <pic:pic xmlns:pic="http://schemas.openxmlformats.org/drawingml/2006/picture">
+                  <pic:nvPicPr>
+                    <pic:cNvPr id="884695881" name=""/>
+                    <pic:cNvPicPr/>
+                  </pic:nvPicPr>
+                  <pic:blipFill>
+                    <a:blip r:embed="rId15"/>
+                    <a:stretch>
+                      <a:fillRect/>
+                    </a:stretch>
+                  </pic:blipFill>
+                  <pic:spPr>
+                    <a:xfrm>
+                      <a:off x="0" y="0"/>
+                      <a:ext cx="5760720" cy="2360930"/>
+                    </a:xfrm>
+                    <a:prstGeom prst="rect">
+                      <a:avLst/>
+                    </a:prstGeom>
+                  </pic:spPr>
+                </pic:pic>
+              </a:graphicData>
+            </a:graphic>
+          </wp:inline>
+        </w:drawing>
+      </w:r>
+    </w:p>
+    <w:p>
+      <w:pPr>
+        <w:pStyle w:val="Lijstalinea"/>
+        <w:numPr>
+          <w:ilvl w:val="0"/>
+          <w:numId w:val="2"/>
+        </w:numPr>
+        <w:rPr>
+          <w:rFonts w:ascii="PT Sans" w:hAnsi="PT Sans"/>
+        </w:rPr>
+      </w:pPr>
+      <w:r>
+        <w:rPr>
+          <w:rFonts w:ascii="PT Sans" w:hAnsi="PT Sans"/>
+        </w:rPr>
+        <w:t xml:space="preserve">Druk op de windows-knop op je toetsenbord (of </w:t>
+      </w:r>
+      <w:r>
+        <w:rPr>
+          <w:rFonts w:ascii="PT Sans" w:hAnsi="PT Sans"/>
+        </w:rPr>
+        <w:t xml:space="preserve">klik op het windows-knopje in je taakbalk: </w:t>
+      </w:r>
+      <w:r>
+        <w:drawing>
+          <wp:inline distT="0" distB="0" distL="0" distR="0" wp14:anchorId="0A8C304D" wp14:editId="1E452ECC">
+            <wp:extent cx="609600" cy="573616"/>
+            <wp:effectExtent l="0" t="0" r="0" b="0"/>
+            <wp:docPr id="117711627" name="Afbeelding 1"/>
+            <wp:cNvGraphicFramePr>
+              <a:graphicFrameLocks xmlns:a="http://schemas.openxmlformats.org/drawingml/2006/main" noChangeAspect="1"/>
+            </wp:cNvGraphicFramePr>
+            <a:graphic xmlns:a="http://schemas.openxmlformats.org/drawingml/2006/main">
+              <a:graphicData uri="http://schemas.openxmlformats.org/drawingml/2006/picture">
+                <pic:pic xmlns:pic="http://schemas.openxmlformats.org/drawingml/2006/picture">
+                  <pic:nvPicPr>
+                    <pic:cNvPr id="117711627" name=""/>
+                    <pic:cNvPicPr/>
+                  </pic:nvPicPr>
+                  <pic:blipFill rotWithShape="1">
+                    <a:blip r:embed="rId16"/>
+                    <a:srcRect t="70766"/>
+                    <a:stretch>
+                      <a:fillRect/>
+                    </a:stretch>
+                  </pic:blipFill>
+                  <pic:spPr bwMode="auto">
+                    <a:xfrm>
+                      <a:off x="0" y="0"/>
+                      <a:ext cx="609685" cy="573696"/>
+                    </a:xfrm>
+                    <a:prstGeom prst="rect">
+                      <a:avLst/>
+                    </a:prstGeom>
+                    <a:ln>
+                      <a:noFill/>
+                    </a:ln>
+                    <a:extLst>
+                      <a:ext uri="{53640926-AAD7-44D8-BBD7-CCE9431645EC}">
+                        <a14:shadowObscured xmlns:a14="http://schemas.microsoft.com/office/drawing/2010/main"/>
+                      </a:ext>
+                    </a:extLst>
+                  </pic:spPr>
+                </pic:pic>
+              </a:graphicData>
+            </a:graphic>
+          </wp:inline>
+        </w:drawing>
+      </w:r>
+      <w:r>
+        <w:rPr>
+          <w:rFonts w:ascii="PT Sans" w:hAnsi="PT Sans"/>
+        </w:rPr>
+        <w:t>. Type “cmd” in en druk op enter.</w:t>
+      </w:r>
+      <w:r>
+        <w:rPr>
+          <w:rFonts w:ascii="PT Sans" w:hAnsi="PT Sans"/>
+        </w:rPr>
+        <w:t xml:space="preserve"> Dit opent een “opdracht prompt” (Herkenbaar voor diegene die MS-basic nog kennen </w:t>
+      </w:r>
+      <w:r>
+        <w:rPr>
+          <mc:AlternateContent>
+            <mc:Choice Requires="w16se">
+              <w:rFonts w:ascii="PT Sans" w:hAnsi="PT Sans"/>
+            </mc:Choice>
+            <mc:Fallback>
+              <w:rFonts w:ascii="Segoe UI Emoji" w:eastAsia="Segoe UI Emoji" w:hAnsi="Segoe UI Emoji" w:cs="Segoe UI Emoji"/>
+            </mc:Fallback>
+          </mc:AlternateContent>
+        </w:rPr>
+        <mc:AlternateContent>
+          <mc:Choice Requires="w16se">
+            <w16se:symEx w16se:font="Segoe UI Emoji" w16se:char="1F609"/>
+          </mc:Choice>
+          <mc:Fallback>
+            <w:t>😉</w:t>
+          </mc:Fallback>
+        </mc:AlternateContent>
+      </w:r>
+      <w:r>
+        <w:rPr>
+          <w:rFonts w:ascii="PT Sans" w:hAnsi="PT Sans"/>
+        </w:rPr>
+        <w:t>).</w:t>
+      </w:r>
+    </w:p>
+    <w:p>
+      <w:pPr>
+        <w:pStyle w:val="Lijstalinea"/>
+        <w:numPr>
+          <w:ilvl w:val="0"/>
+          <w:numId w:val="2"/>
+        </w:numPr>
+        <w:rPr>
+          <w:rFonts w:ascii="PT Sans" w:hAnsi="PT Sans"/>
+        </w:rPr>
+      </w:pPr>
+      <w:r>
+        <w:rPr>
+          <w:rFonts w:ascii="PT Sans" w:hAnsi="PT Sans"/>
+        </w:rPr>
+        <w:t>Type “cd” in met een spatie aan het einde,</w:t>
+      </w:r>
+      <w:r>
+        <w:rPr>
+          <w:rFonts w:ascii="PT Sans" w:hAnsi="PT Sans"/>
+        </w:rPr>
+        <w:t xml:space="preserve"> </w:t>
+      </w:r>
+      <w:r>
+        <w:rPr>
+          <w:rFonts w:ascii="PT Sans" w:hAnsi="PT Sans"/>
+        </w:rPr>
+        <w:t xml:space="preserve">plak </w:t>
+      </w:r>
+      <w:r>
+        <w:rPr>
+          <w:rFonts w:ascii="PT Sans" w:hAnsi="PT Sans"/>
+        </w:rPr>
+        <w:t>het adres</w:t>
+      </w:r>
+      <w:r>
+        <w:rPr>
+          <w:rFonts w:ascii="PT Sans" w:hAnsi="PT Sans"/>
+        </w:rPr>
+        <w:t xml:space="preserve"> en druk op enter.</w:t>
+      </w:r>
+    </w:p>
+    <w:p>
+      <w:pPr>
+        <w:pStyle w:val="Lijstalinea"/>
+        <w:numPr>
+          <w:ilvl w:val="0"/>
+          <w:numId w:val="2"/>
+        </w:numPr>
+        <w:rPr>
+          <w:rFonts w:ascii="PT Sans" w:hAnsi="PT Sans"/>
+        </w:rPr>
+      </w:pPr>
+      <w:r>
+        <w:rPr>
+          <w:rFonts w:ascii="PT Sans" w:hAnsi="PT Sans"/>
+        </w:rPr>
+        <w:t xml:space="preserve">Plak vervolgens dit commando </w:t>
+      </w:r>
+      <w:r>
+        <w:rPr>
+          <w:rFonts w:ascii="PT Sans" w:hAnsi="PT Sans"/>
+        </w:rPr>
+        <w:t xml:space="preserve">in de opdrachtprompt en druk op enter: </w:t>
+      </w:r>
+      <w:r>
+        <w:rPr>
+          <w:rFonts w:ascii="PT Sans" w:hAnsi="PT Sans"/>
+        </w:rPr>
+        <w:t>“</w:t>
+      </w:r>
+      <w:r>
+        <w:rPr>
+          <w:rFonts w:ascii="PT Sans" w:hAnsi="PT Sans"/>
+        </w:rPr>
+        <w:t>py -m streamlit run app.py --server.address=127.0.0.1 --server.port=8501 --browser.gatherUsageStats=false</w:t>
+      </w:r>
+      <w:r>
+        <w:rPr>
+          <w:rFonts w:ascii="PT Sans" w:hAnsi="PT Sans"/>
+        </w:rPr>
+        <w:t>”</w:t>
+      </w:r>
+    </w:p>
+    <w:p>
+      <w:pPr>
+        <w:pStyle w:val="Lijstalinea"/>
+        <w:numPr>
+          <w:ilvl w:val="0"/>
+          <w:numId w:val="2"/>
+        </w:numPr>
+        <w:rPr>
+          <w:rFonts w:ascii="PT Sans" w:hAnsi="PT Sans"/>
+        </w:rPr>
+      </w:pPr>
+      <w:r>
+        <w:rPr>
+          <w:rFonts w:ascii="PT Sans" w:hAnsi="PT Sans"/>
+        </w:rPr>
+        <w:t>Het programma opent nu in Microsoft Edge</w:t>
+      </w:r>
+      <w:r>
+        <w:rPr>
+          <w:rFonts w:ascii="PT Sans" w:hAnsi="PT Sans"/>
+        </w:rPr>
+        <w:t xml:space="preserve"> en je kunt aan de slag</w:t>
+      </w:r>
+      <w:r>
+        <w:rPr>
+          <w:rFonts w:ascii="PT Sans" w:hAnsi="PT Sans"/>
+        </w:rPr>
+        <w:t>. Als je klaar bent kun je het tabblad in Edge en de opdrachtprompt sluiten.</w:t>
+      </w:r>
+      <w:r>
+        <w:rPr>
+          <w:rFonts w:ascii="PT Sans" w:hAnsi="PT Sans"/>
+        </w:rPr>
+        <w:br/>
+      </w:r>
+      <w:r>
+        <w:rPr>
+          <w:rFonts w:ascii="PT Sans" w:hAnsi="PT Sans"/>
+        </w:rPr>
+        <w:br/>
+        <w:t xml:space="preserve">Let op: </w:t>
+      </w:r>
+      <w:r>
+        <w:rPr>
+          <w:rFonts w:ascii="PT Sans" w:hAnsi="PT Sans"/>
+        </w:rPr>
+        <w:t xml:space="preserve">Als je het tabblad in Edge lang open laat staan, maar niet gebruikt, dan </w:t>
+      </w:r>
+      <w:r>
+        <w:rPr>
+          <w:rFonts w:ascii="PT Sans" w:hAnsi="PT Sans"/>
+        </w:rPr>
+        <w:t>kan het zijn dat het programma een melding geeft. Mocht dit gebeuren, dan moet je het tabblad en de opdrachtprompt afsluiten, en het programma opnieuw starten.</w:t>
+      </w:r>
+      <w:r>
+        <w:rPr>
+          <w:rFonts w:ascii="PT Sans" w:hAnsi="PT Sans"/>
+        </w:rPr>
+        <w:br/>
+      </w:r>
+      <w:r>
+        <w:rPr>
+          <w:rFonts w:ascii="PT Sans" w:hAnsi="PT Sans"/>
+        </w:rPr>
+        <w:br/>
+        <w:t>De opdrachtprompt ziet e</w:t>
+      </w:r>
+      <w:r>
+        <w:rPr>
+          <w:rFonts w:ascii="PT Sans" w:hAnsi="PT Sans"/>
+        </w:rPr>
+        <w:t>r als volgt uit als het programma opgestart is, dit is dus “normaal”.</w:t>
+      </w:r>
+      <w:r>
+        <w:rPr>
+          <w:rFonts w:ascii="PT Sans" w:hAnsi="PT Sans"/>
+        </w:rPr>
+        <w:br/>
+      </w:r>
+      <w:r>
+        <w:rPr>
+          <w:rFonts w:ascii="PT Sans" w:hAnsi="PT Sans"/>
+        </w:rPr>
+        <w:drawing>
+          <wp:inline distT="0" distB="0" distL="0" distR="0" wp14:anchorId="042DCDCD" wp14:editId="47A88875">
+            <wp:extent cx="5760720" cy="1516380"/>
+            <wp:effectExtent l="0" t="0" r="0" b="7620"/>
+            <wp:docPr id="1802362229" name="Afbeelding 1"/>
+            <wp:cNvGraphicFramePr>
+              <a:graphicFrameLocks xmlns:a="http://schemas.openxmlformats.org/drawingml/2006/main" noChangeAspect="1"/>
+            </wp:cNvGraphicFramePr>
+            <a:graphic xmlns:a="http://schemas.openxmlformats.org/drawingml/2006/main">
+              <a:graphicData uri="http://schemas.openxmlformats.org/drawingml/2006/picture">
+                <pic:pic xmlns:pic="http://schemas.openxmlformats.org/drawingml/2006/picture">
+                  <pic:nvPicPr>
+                    <pic:cNvPr id="1802362229" name=""/>
+                    <pic:cNvPicPr/>
+                  </pic:nvPicPr>
+                  <pic:blipFill>
+                    <a:blip r:embed="rId17"/>
+                    <a:stretch>
+                      <a:fillRect/>
+                    </a:stretch>
+                  </pic:blipFill>
+                  <pic:spPr>
+                    <a:xfrm>
+                      <a:off x="0" y="0"/>
+                      <a:ext cx="5760720" cy="1516380"/>
+                    </a:xfrm>
+                    <a:prstGeom prst="rect">
+                      <a:avLst/>
+                    </a:prstGeom>
+                  </pic:spPr>
+                </pic:pic>
+              </a:graphicData>
+            </a:graphic>
+          </wp:inline>
+        </w:drawing>
+      </w:r>
+    </w:p>
+    <w:p>
+      <w:pPr>
+        <w:pStyle w:val="Kop1"/>
+      </w:pPr>
+      <w:r>
         <w:lastRenderedPageBreak/>
         <w:t>Uitge</w:t>
       </w:r>
@@ -1107,11 +1724,9 @@
         </w:rPr>
         <w:t xml:space="preserve">Tekst: </w:t>
       </w:r>
-      <w:proofErr w:type="spellStart"/>
       <w:r>
         <w:t>Disintegration</w:t>
       </w:r>
-      <w:proofErr w:type="spellEnd"/>
     </w:p>
     <w:p>
       <w:r>
@@ -1131,128 +1746,44 @@
           <w:lang w:val="en-GB"/>
         </w:rPr>
       </w:pPr>
-      <w:proofErr w:type="spellStart"/>
       <w:r>
         <w:rPr>
           <w:b/>
           <w:bCs/>
           <w:lang w:val="en-GB"/>
         </w:rPr>
-        <w:t>Inleidende</w:t>
-      </w:r>
-      <w:proofErr w:type="spellEnd"/>
+        <w:t>Inleidende tekst voor de vraag</w:t>
+      </w:r>
       <w:r>
         <w:rPr>
           <w:b/>
           <w:bCs/>
           <w:lang w:val="en-GB"/>
         </w:rPr>
-        <w:t xml:space="preserve"> </w:t>
-      </w:r>
-      <w:proofErr w:type="spellStart"/>
+        <w:br/>
+      </w:r>
+      <w:r>
+        <w:rPr>
+          <w:lang w:val="en-GB"/>
+        </w:rPr>
+        <w:t>The Cure’s “Disintegration” contains the song “Pictures of You”.</w:t>
+      </w:r>
+    </w:p>
+    <w:p>
+      <w:pPr>
+        <w:rPr>
+          <w:rFonts w:ascii="Aptos" w:hAnsi="Aptos"/>
+          <w:lang w:val="en-GB"/>
+        </w:rPr>
+      </w:pPr>
       <w:r>
         <w:rPr>
           <w:b/>
           <w:bCs/>
           <w:lang w:val="en-GB"/>
         </w:rPr>
-        <w:t>tekst</w:t>
-      </w:r>
-      <w:proofErr w:type="spellEnd"/>
-      <w:r>
-        <w:rPr>
-          <w:b/>
-          <w:bCs/>
-          <w:lang w:val="en-GB"/>
-        </w:rPr>
-        <w:t xml:space="preserve"> </w:t>
-      </w:r>
-      <w:proofErr w:type="spellStart"/>
-      <w:r>
-        <w:rPr>
-          <w:b/>
-          <w:bCs/>
-          <w:lang w:val="en-GB"/>
-        </w:rPr>
-        <w:t>voor</w:t>
-      </w:r>
-      <w:proofErr w:type="spellEnd"/>
-      <w:r>
-        <w:rPr>
-          <w:b/>
-          <w:bCs/>
-          <w:lang w:val="en-GB"/>
-        </w:rPr>
-        <w:t xml:space="preserve"> de </w:t>
-      </w:r>
-      <w:proofErr w:type="spellStart"/>
-      <w:r>
-        <w:rPr>
-          <w:b/>
-          <w:bCs/>
-          <w:lang w:val="en-GB"/>
-        </w:rPr>
-        <w:t>vraag</w:t>
-      </w:r>
-      <w:proofErr w:type="spellEnd"/>
-      <w:r>
-        <w:rPr>
-          <w:b/>
-          <w:bCs/>
-          <w:lang w:val="en-GB"/>
-        </w:rPr>
-        <w:br/>
-      </w:r>
-      <w:r>
-        <w:rPr>
-          <w:lang w:val="en-GB"/>
-        </w:rPr>
-        <w:t>The Cure’s “Disintegration” contains the song “Pictures of You”.</w:t>
-      </w:r>
-    </w:p>
-    <w:p>
-      <w:pPr>
-        <w:rPr>
-          <w:rFonts w:ascii="Aptos" w:hAnsi="Aptos"/>
-          <w:lang w:val="en-GB"/>
-        </w:rPr>
-      </w:pPr>
-      <w:r>
-        <w:rPr>
-          <w:b/>
-          <w:bCs/>
-          <w:lang w:val="en-GB"/>
-        </w:rPr>
-        <w:t xml:space="preserve">Vraag </w:t>
-      </w:r>
-      <w:proofErr w:type="spellStart"/>
-      <w:r>
-        <w:rPr>
-          <w:b/>
-          <w:bCs/>
-          <w:lang w:val="en-GB"/>
-        </w:rPr>
-        <w:t>en</w:t>
-      </w:r>
-      <w:proofErr w:type="spellEnd"/>
-      <w:r>
-        <w:rPr>
-          <w:b/>
-          <w:bCs/>
-          <w:lang w:val="en-GB"/>
-        </w:rPr>
-        <w:t xml:space="preserve"> </w:t>
-      </w:r>
-      <w:proofErr w:type="spellStart"/>
-      <w:r>
-        <w:rPr>
-          <w:b/>
-          <w:bCs/>
-          <w:lang w:val="en-GB"/>
-        </w:rPr>
-        <w:t>alternateven</w:t>
-      </w:r>
-      <w:proofErr w:type="spellEnd"/>
+        <w:t>Vraag en alternateven</w:t>
+      </w:r>
       <w:r>
         <w:rPr>
           <w:b/>
@@ -1771,7 +2302,7 @@
                           <pic:cNvPicPr/>
                         </pic:nvPicPr>
                         <pic:blipFill>
-                          <a:blip r:embed="rId12"/>
+                          <a:blip r:embed="rId18"/>
                           <a:stretch>
                             <a:fillRect/>
                           </a:stretch>
@@ -1863,21 +2394,7 @@
               <w:rPr>
                 <w:rFonts w:ascii="PT Sans" w:hAnsi="PT Sans"/>
               </w:rPr>
-              <w:t xml:space="preserve">Terwijl je de Sleepopties invult, komt er rechts een preview te staan. Klik buiten het </w:t>
-            </w:r>
-            <w:proofErr w:type="spellStart"/>
-            <w:r>
-              <w:rPr>
-                <w:rFonts w:ascii="PT Sans" w:hAnsi="PT Sans"/>
-              </w:rPr>
-              <w:t>tekstvak</w:t>
-            </w:r>
-            <w:proofErr w:type="spellEnd"/>
-            <w:r>
-              <w:rPr>
-                <w:rFonts w:ascii="PT Sans" w:hAnsi="PT Sans"/>
-              </w:rPr>
-              <w:t xml:space="preserve"> om het plaatje te updaten.</w:t>
+              <w:t>Terwijl je de Sleepopties invult, komt er rechts een preview te staan. Klik buiten het tekstvak om het plaatje te updaten.</w:t>
             </w:r>
           </w:p>
           <w:p>
@@ -1907,7 +2424,7 @@
                           <pic:cNvPicPr/>
                         </pic:nvPicPr>
                         <pic:blipFill>
-                          <a:blip r:embed="rId13"/>
+                          <a:blip r:embed="rId19"/>
                           <a:stretch>
                             <a:fillRect/>
                           </a:stretch>
@@ -2034,7 +2551,7 @@
                           <pic:cNvPicPr/>
                         </pic:nvPicPr>
                         <pic:blipFill>
-                          <a:blip r:embed="rId14"/>
+                          <a:blip r:embed="rId20"/>
                           <a:stretch>
                             <a:fillRect/>
                           </a:stretch>
@@ -2359,7 +2876,7 @@
                           <pic:cNvPicPr/>
                         </pic:nvPicPr>
                         <pic:blipFill>
-                          <a:blip r:embed="rId15"/>
+                          <a:blip r:embed="rId21"/>
                           <a:stretch>
                             <a:fillRect/>
                           </a:stretch>
@@ -2449,7 +2966,7 @@
                           <pic:cNvPicPr/>
                         </pic:nvPicPr>
                         <pic:blipFill>
-                          <a:blip r:embed="rId16"/>
+                          <a:blip r:embed="rId22"/>
                           <a:stretch>
                             <a:fillRect/>
                           </a:stretch>
@@ -2545,7 +3062,7 @@
                           <pic:cNvPicPr/>
                         </pic:nvPicPr>
                         <pic:blipFill>
-                          <a:blip r:embed="rId17"/>
+                          <a:blip r:embed="rId23"/>
                           <a:stretch>
                             <a:fillRect/>
                           </a:stretch>
@@ -2695,82 +3212,20 @@
                 <w:rFonts w:ascii="PT Sans" w:hAnsi="PT Sans"/>
                 <w:lang w:val="en-GB"/>
               </w:rPr>
-              <w:t xml:space="preserve">de </w:t>
-            </w:r>
-            <w:proofErr w:type="spellStart"/>
+              <w:t>de bovenste rij kolommen “The first lyric of The Cure's "Pictures of you” etc.</w:t>
+            </w:r>
             <w:r>
               <w:rPr>
                 <w:rFonts w:ascii="PT Sans" w:hAnsi="PT Sans"/>
                 <w:lang w:val="en-GB"/>
               </w:rPr>
-              <w:t>bovenste</w:t>
-            </w:r>
-            <w:proofErr w:type="spellEnd"/>
-            <w:r>
-              <w:rPr>
-                <w:rFonts w:ascii="PT Sans" w:hAnsi="PT Sans"/>
-                <w:lang w:val="en-GB"/>
-              </w:rPr>
               <w:t xml:space="preserve"> </w:t>
             </w:r>
-            <w:proofErr w:type="spellStart"/>
-            <w:r>
-              <w:rPr>
-                <w:rFonts w:ascii="PT Sans" w:hAnsi="PT Sans"/>
-                <w:lang w:val="en-GB"/>
-              </w:rPr>
-              <w:t>rij</w:t>
-            </w:r>
-            <w:proofErr w:type="spellEnd"/>
-            <w:r>
-              <w:rPr>
-                <w:rFonts w:ascii="PT Sans" w:hAnsi="PT Sans"/>
-                <w:lang w:val="en-GB"/>
-              </w:rPr>
-              <w:t xml:space="preserve"> </w:t>
-            </w:r>
-            <w:proofErr w:type="spellStart"/>
-            <w:r>
-              <w:rPr>
-                <w:rFonts w:ascii="PT Sans" w:hAnsi="PT Sans"/>
-                <w:lang w:val="en-GB"/>
-              </w:rPr>
-              <w:t>kolommen</w:t>
-            </w:r>
-            <w:proofErr w:type="spellEnd"/>
-            <w:r>
-              <w:rPr>
-                <w:rFonts w:ascii="PT Sans" w:hAnsi="PT Sans"/>
-                <w:lang w:val="en-GB"/>
-              </w:rPr>
-              <w:t xml:space="preserve"> “The first lyric of The Cure's "Pictures of you” etc.</w:t>
-            </w:r>
-            <w:r>
-              <w:rPr>
-                <w:rFonts w:ascii="PT Sans" w:hAnsi="PT Sans"/>
-                <w:lang w:val="en-GB"/>
-              </w:rPr>
-              <w:t xml:space="preserve"> </w:t>
-            </w:r>
-            <w:r>
-              <w:rPr>
-                <w:rFonts w:ascii="PT Sans" w:hAnsi="PT Sans"/>
-              </w:rPr>
-              <w:t xml:space="preserve">Als je dit </w:t>
-            </w:r>
-            <w:proofErr w:type="spellStart"/>
-            <w:r>
-              <w:rPr>
-                <w:rFonts w:ascii="PT Sans" w:hAnsi="PT Sans"/>
-              </w:rPr>
-              <w:t>aanvinkt</w:t>
-            </w:r>
-            <w:proofErr w:type="spellEnd"/>
-            <w:r>
-              <w:rPr>
-                <w:rFonts w:ascii="PT Sans" w:hAnsi="PT Sans"/>
-              </w:rPr>
-              <w:t xml:space="preserve"> komt de optie “hoeveel regels zijn er nodig </w:t>
+            <w:r>
+              <w:rPr>
+                <w:rFonts w:ascii="PT Sans" w:hAnsi="PT Sans"/>
+              </w:rPr>
+              <w:t xml:space="preserve">Als je dit aanvinkt komt de optie “hoeveel regels zijn er nodig </w:t>
             </w:r>
             <w:r>
               <w:rPr>
@@ -2858,7 +3313,7 @@
                           <pic:cNvPicPr/>
                         </pic:nvPicPr>
                         <pic:blipFill>
-                          <a:blip r:embed="rId18"/>
+                          <a:blip r:embed="rId24"/>
                           <a:stretch>
                             <a:fillRect/>
                           </a:stretch>
@@ -2956,7 +3411,6 @@
                 <w:b/>
                 <w:bCs/>
               </w:rPr>
-              <w:lastRenderedPageBreak/>
               <w:t>5</w:t>
             </w:r>
           </w:p>
@@ -3029,21 +3483,7 @@
               <w:rPr>
                 <w:rFonts w:ascii="PT Sans" w:hAnsi="PT Sans"/>
               </w:rPr>
-              <w:t xml:space="preserve">De plaatsing van deze “cellen” komt altijd overeen met de vorm van de tabel. Vergelijk het plaatje met de vorm van de lege tabel </w:t>
-            </w:r>
-            <w:proofErr w:type="spellStart"/>
-            <w:r>
-              <w:rPr>
-                <w:rFonts w:ascii="PT Sans" w:hAnsi="PT Sans"/>
-              </w:rPr>
-              <w:t>heronder</w:t>
-            </w:r>
-            <w:proofErr w:type="spellEnd"/>
-            <w:r>
-              <w:rPr>
-                <w:rFonts w:ascii="PT Sans" w:hAnsi="PT Sans"/>
-              </w:rPr>
-              <w:t>:</w:t>
+              <w:t>De plaatsing van deze “cellen” komt altijd overeen met de vorm van de tabel. Vergelijk het plaatje met de vorm van de lege tabel heronder:</w:t>
             </w:r>
           </w:p>
           <w:p>
@@ -3073,7 +3513,7 @@
                           <pic:cNvPicPr/>
                         </pic:nvPicPr>
                         <pic:blipFill>
-                          <a:blip r:embed="rId19"/>
+                          <a:blip r:embed="rId25"/>
                           <a:stretch>
                             <a:fillRect/>
                           </a:stretch>
@@ -3432,21 +3872,7 @@
               <w:rPr>
                 <w:rFonts w:ascii="PT Sans" w:hAnsi="PT Sans"/>
               </w:rPr>
-              <w:t xml:space="preserve"> aan te </w:t>
-            </w:r>
-            <w:proofErr w:type="spellStart"/>
-            <w:r>
-              <w:rPr>
-                <w:rFonts w:ascii="PT Sans" w:hAnsi="PT Sans"/>
-              </w:rPr>
-              <w:t>pasen</w:t>
-            </w:r>
-            <w:proofErr w:type="spellEnd"/>
-            <w:r>
-              <w:rPr>
-                <w:rFonts w:ascii="PT Sans" w:hAnsi="PT Sans"/>
-              </w:rPr>
-              <w:t>.</w:t>
+              <w:t xml:space="preserve"> aan te pasen.</w:t>
             </w:r>
           </w:p>
           <w:p>
@@ -3476,7 +3902,7 @@
                           <pic:cNvPicPr/>
                         </pic:nvPicPr>
                         <pic:blipFill>
-                          <a:blip r:embed="rId20"/>
+                          <a:blip r:embed="rId26"/>
                           <a:stretch>
                             <a:fillRect/>
                           </a:stretch>
@@ -3572,7 +3998,7 @@
                           <pic:cNvPicPr/>
                         </pic:nvPicPr>
                         <pic:blipFill>
-                          <a:blip r:embed="rId21"/>
+                          <a:blip r:embed="rId27"/>
                           <a:stretch>
                             <a:fillRect/>
                           </a:stretch>
@@ -3743,7 +4169,7 @@
                           <pic:cNvPicPr/>
                         </pic:nvPicPr>
                         <pic:blipFill>
-                          <a:blip r:embed="rId22"/>
+                          <a:blip r:embed="rId28"/>
                           <a:stretch>
                             <a:fillRect/>
                           </a:stretch>
@@ -3873,7 +4299,7 @@
                           <pic:cNvPicPr/>
                         </pic:nvPicPr>
                         <pic:blipFill>
-                          <a:blip r:embed="rId23"/>
+                          <a:blip r:embed="rId29"/>
                           <a:stretch>
                             <a:fillRect/>
                           </a:stretch>
@@ -4042,16 +4468,8 @@
               <w:rPr>
                 <w:rFonts w:ascii="PT Sans" w:hAnsi="PT Sans"/>
               </w:rPr>
-              <w:t xml:space="preserve">Maak het item aan in QB, kies voor het juiste itemtype. In dit geval de Graphic </w:t>
-            </w:r>
-            <w:proofErr w:type="spellStart"/>
-            <w:r>
-              <w:rPr>
-                <w:rFonts w:ascii="PT Sans" w:hAnsi="PT Sans"/>
-              </w:rPr>
-              <w:t>Gaptmatch</w:t>
-            </w:r>
-            <w:proofErr w:type="spellEnd"/>
+              <w:t>Maak het item aan in QB, kies voor het juiste itemtype. In dit geval de Graphic Gaptmatch</w:t>
+            </w:r>
             <w:r>
               <w:rPr>
                 <w:rFonts w:ascii="PT Sans" w:hAnsi="PT Sans"/>
@@ -4176,7 +4594,7 @@
                           <pic:cNvPicPr/>
                         </pic:nvPicPr>
                         <pic:blipFill>
-                          <a:blip r:embed="rId24"/>
+                          <a:blip r:embed="rId30"/>
                           <a:stretch>
                             <a:fillRect/>
                           </a:stretch>
@@ -4224,10 +4642,10 @@
                           <pic:cNvPicPr/>
                         </pic:nvPicPr>
                         <pic:blipFill>
-                          <a:blip r:embed="rId25">
+                          <a:blip r:embed="rId31">
                             <a:extLst>
                               <a:ext uri="{96DAC541-7B7A-43D3-8B79-37D633B846F1}">
-                                <asvg:svgBlip xmlns:asvg="http://schemas.microsoft.com/office/drawing/2016/SVG/main" r:embed="rId26"/>
+                                <asvg:svgBlip xmlns:asvg="http://schemas.microsoft.com/office/drawing/2016/SVG/main" r:embed="rId32"/>
                               </a:ext>
                             </a:extLst>
                           </a:blip>
@@ -4278,7 +4696,7 @@
                           <pic:cNvPicPr/>
                         </pic:nvPicPr>
                         <pic:blipFill>
-                          <a:blip r:embed="rId27"/>
+                          <a:blip r:embed="rId33"/>
                           <a:stretch>
                             <a:fillRect/>
                           </a:stretch>
@@ -4362,16 +4780,8 @@
               <w:rPr>
                 <w:rFonts w:ascii="PT Sans" w:hAnsi="PT Sans"/>
               </w:rPr>
-              <w:t xml:space="preserve"> </w:t>
-            </w:r>
-            <w:proofErr w:type="spellStart"/>
-            <w:r>
-              <w:rPr>
-                <w:rFonts w:ascii="PT Sans" w:hAnsi="PT Sans"/>
-              </w:rPr>
-              <w:t>vergolgens</w:t>
-            </w:r>
-            <w:proofErr w:type="spellEnd"/>
+              <w:t xml:space="preserve"> vergolgens</w:t>
+            </w:r>
             <w:r>
               <w:rPr>
                 <w:rFonts w:ascii="PT Sans" w:hAnsi="PT Sans"/>
@@ -4541,7 +4951,7 @@
                           <pic:cNvPicPr/>
                         </pic:nvPicPr>
                         <pic:blipFill>
-                          <a:blip r:embed="rId28"/>
+                          <a:blip r:embed="rId34"/>
                           <a:stretch>
                             <a:fillRect/>
                           </a:stretch>
@@ -4589,10 +4999,10 @@
                           <pic:cNvPicPr/>
                         </pic:nvPicPr>
                         <pic:blipFill>
-                          <a:blip r:embed="rId25">
+                          <a:blip r:embed="rId31">
                             <a:extLst>
                               <a:ext uri="{96DAC541-7B7A-43D3-8B79-37D633B846F1}">
-                                <asvg:svgBlip xmlns:asvg="http://schemas.microsoft.com/office/drawing/2016/SVG/main" r:embed="rId26"/>
+                                <asvg:svgBlip xmlns:asvg="http://schemas.microsoft.com/office/drawing/2016/SVG/main" r:embed="rId32"/>
                               </a:ext>
                             </a:extLst>
                           </a:blip>
@@ -4643,7 +5053,7 @@
                           <pic:cNvPicPr/>
                         </pic:nvPicPr>
                         <pic:blipFill>
-                          <a:blip r:embed="rId29"/>
+                          <a:blip r:embed="rId35"/>
                           <a:stretch>
                             <a:fillRect/>
                           </a:stretch>
@@ -4685,7 +5095,6 @@
                 <w:b/>
                 <w:bCs/>
               </w:rPr>
-              <w:lastRenderedPageBreak/>
               <w:t>5</w:t>
             </w:r>
           </w:p>
@@ -4704,35 +5113,7 @@
               <w:rPr>
                 <w:rFonts w:ascii="PT Sans" w:hAnsi="PT Sans"/>
               </w:rPr>
-              <w:t>Maak nu de sleepvakken (waar de sleepopties heen gesleept moeten worden) aan door op “</w:t>
-            </w:r>
-            <w:proofErr w:type="spellStart"/>
-            <w:r>
-              <w:rPr>
-                <w:rFonts w:ascii="PT Sans" w:hAnsi="PT Sans"/>
-              </w:rPr>
-              <w:t>Add</w:t>
-            </w:r>
-            <w:proofErr w:type="spellEnd"/>
-            <w:r>
-              <w:rPr>
-                <w:rFonts w:ascii="PT Sans" w:hAnsi="PT Sans"/>
-              </w:rPr>
-              <w:t xml:space="preserve"> </w:t>
-            </w:r>
-            <w:proofErr w:type="spellStart"/>
-            <w:r>
-              <w:rPr>
-                <w:rFonts w:ascii="PT Sans" w:hAnsi="PT Sans"/>
-              </w:rPr>
-              <w:t>Rectangle</w:t>
-            </w:r>
-            <w:proofErr w:type="spellEnd"/>
-            <w:r>
-              <w:rPr>
-                <w:rFonts w:ascii="PT Sans" w:hAnsi="PT Sans"/>
-              </w:rPr>
-              <w:t>” te klikken.</w:t>
+              <w:t>Maak nu de sleepvakken (waar de sleepopties heen gesleept moeten worden) aan door op “Add Rectangle” te klikken.</w:t>
             </w:r>
             <w:r>
               <w:rPr>
@@ -4744,21 +5125,7 @@
               <w:rPr>
                 <w:rFonts w:ascii="PT Sans" w:hAnsi="PT Sans"/>
               </w:rPr>
-              <w:t xml:space="preserve">deze optie of vraag een </w:t>
-            </w:r>
-            <w:proofErr w:type="spellStart"/>
-            <w:r>
-              <w:rPr>
-                <w:rFonts w:ascii="PT Sans" w:hAnsi="PT Sans"/>
-              </w:rPr>
-              <w:t>TOM’er</w:t>
-            </w:r>
-            <w:proofErr w:type="spellEnd"/>
-            <w:r>
-              <w:rPr>
-                <w:rFonts w:ascii="PT Sans" w:hAnsi="PT Sans"/>
-              </w:rPr>
-              <w:t xml:space="preserve"> die het al weet of mij (Bram) om hulp als je dit voor het eerst doet.</w:t>
+              <w:t>deze optie of vraag een TOM’er die het al weet of mij (Bram) om hulp als je dit voor het eerst doet.</w:t>
             </w:r>
           </w:p>
           <w:p>
@@ -4788,7 +5155,7 @@
                           <pic:cNvPicPr/>
                         </pic:nvPicPr>
                         <pic:blipFill>
-                          <a:blip r:embed="rId30"/>
+                          <a:blip r:embed="rId36"/>
                           <a:stretch>
                             <a:fillRect/>
                           </a:stretch>
@@ -4835,7 +5202,7 @@
                           <pic:cNvPicPr/>
                         </pic:nvPicPr>
                         <pic:blipFill>
-                          <a:blip r:embed="rId31"/>
+                          <a:blip r:embed="rId37"/>
                           <a:stretch>
                             <a:fillRect/>
                           </a:stretch>
@@ -4883,7 +5250,7 @@
                           <pic:cNvPicPr/>
                         </pic:nvPicPr>
                         <pic:blipFill>
-                          <a:blip r:embed="rId32"/>
+                          <a:blip r:embed="rId38"/>
                           <a:stretch>
                             <a:fillRect/>
                           </a:stretch>
@@ -4958,49 +5325,7 @@
                 <w:rFonts w:ascii="PT Sans" w:hAnsi="PT Sans"/>
               </w:rPr>
               <w:lastRenderedPageBreak/>
-              <w:t xml:space="preserve">- Als je 1 </w:t>
-            </w:r>
-            <w:proofErr w:type="spellStart"/>
-            <w:r>
-              <w:rPr>
-                <w:rFonts w:ascii="PT Sans" w:hAnsi="PT Sans"/>
-              </w:rPr>
-              <w:t>sleepvak</w:t>
-            </w:r>
-            <w:proofErr w:type="spellEnd"/>
-            <w:r>
-              <w:rPr>
-                <w:rFonts w:ascii="PT Sans" w:hAnsi="PT Sans"/>
-              </w:rPr>
-              <w:t xml:space="preserve"> hebt gemaakt, kun je twee keer op het “</w:t>
-            </w:r>
-            <w:proofErr w:type="spellStart"/>
-            <w:r>
-              <w:rPr>
-                <w:rFonts w:ascii="PT Sans" w:hAnsi="PT Sans"/>
-              </w:rPr>
-              <w:t>add</w:t>
-            </w:r>
-            <w:proofErr w:type="spellEnd"/>
-            <w:r>
-              <w:rPr>
-                <w:rFonts w:ascii="PT Sans" w:hAnsi="PT Sans"/>
-              </w:rPr>
-              <w:t xml:space="preserve"> </w:t>
-            </w:r>
-            <w:proofErr w:type="spellStart"/>
-            <w:r>
-              <w:rPr>
-                <w:rFonts w:ascii="PT Sans" w:hAnsi="PT Sans"/>
-              </w:rPr>
-              <w:t>rectangle</w:t>
-            </w:r>
-            <w:proofErr w:type="spellEnd"/>
-            <w:r>
-              <w:rPr>
-                <w:rFonts w:ascii="PT Sans" w:hAnsi="PT Sans"/>
-              </w:rPr>
-              <w:t>” knopje klikken om een tweede vak te maken die precies even groot is.</w:t>
+              <w:t>- Als je 1 sleepvak hebt gemaakt, kun je twee keer op het “add rectangle” knopje klikken om een tweede vak te maken die precies even groot is.</w:t>
             </w:r>
             <w:r>
               <w:rPr>
@@ -5075,7 +5400,6 @@
                 <w:b/>
                 <w:bCs/>
               </w:rPr>
-              <w:lastRenderedPageBreak/>
               <w:t>6</w:t>
             </w:r>
           </w:p>
@@ -5127,7 +5451,7 @@
                           <pic:cNvPicPr/>
                         </pic:nvPicPr>
                         <pic:blipFill>
-                          <a:blip r:embed="rId33"/>
+                          <a:blip r:embed="rId39"/>
                           <a:stretch>
                             <a:fillRect/>
                           </a:stretch>
@@ -5173,7 +5497,7 @@
                           <pic:cNvPicPr/>
                         </pic:nvPicPr>
                         <pic:blipFill>
-                          <a:blip r:embed="rId34"/>
+                          <a:blip r:embed="rId40"/>
                           <a:stretch>
                             <a:fillRect/>
                           </a:stretch>
@@ -5332,7 +5656,7 @@
                     <pic:cNvPicPr/>
                   </pic:nvPicPr>
                   <pic:blipFill>
-                    <a:blip r:embed="rId35"/>
+                    <a:blip r:embed="rId41"/>
                     <a:stretch>
                       <a:fillRect/>
                     </a:stretch>
@@ -5385,7 +5709,7 @@
                     <pic:cNvPicPr/>
                   </pic:nvPicPr>
                   <pic:blipFill>
-                    <a:blip r:embed="rId36"/>
+                    <a:blip r:embed="rId42"/>
                     <a:stretch>
                       <a:fillRect/>
                     </a:stretch>
@@ -5425,7 +5749,7 @@
                     <pic:cNvPicPr/>
                   </pic:nvPicPr>
                   <pic:blipFill>
-                    <a:blip r:embed="rId37"/>
+                    <a:blip r:embed="rId43"/>
                     <a:stretch>
                       <a:fillRect/>
                     </a:stretch>
@@ -5502,7 +5826,7 @@
                     <pic:cNvPicPr/>
                   </pic:nvPicPr>
                   <pic:blipFill>
-                    <a:blip r:embed="rId38"/>
+                    <a:blip r:embed="rId44"/>
                     <a:stretch>
                       <a:fillRect/>
                     </a:stretch>
@@ -5549,7 +5873,7 @@
                     <pic:cNvPicPr/>
                   </pic:nvPicPr>
                   <pic:blipFill>
-                    <a:blip r:embed="rId39"/>
+                    <a:blip r:embed="rId45"/>
                     <a:stretch>
                       <a:fillRect/>
                     </a:stretch>
@@ -5591,7 +5915,7 @@
                     <pic:cNvPicPr/>
                   </pic:nvPicPr>
                   <pic:blipFill>
-                    <a:blip r:embed="rId40"/>
+                    <a:blip r:embed="rId46"/>
                     <a:stretch>
                       <a:fillRect/>
                     </a:stretch>
@@ -5639,7 +5963,7 @@
                     <pic:cNvPicPr/>
                   </pic:nvPicPr>
                   <pic:blipFill>
-                    <a:blip r:embed="rId41"/>
+                    <a:blip r:embed="rId47"/>
                     <a:stretch>
                       <a:fillRect/>
                     </a:stretch>
@@ -5742,7 +6066,7 @@
                     <pic:cNvPicPr/>
                   </pic:nvPicPr>
                   <pic:blipFill>
-                    <a:blip r:embed="rId42"/>
+                    <a:blip r:embed="rId48"/>
                     <a:stretch>
                       <a:fillRect/>
                     </a:stretch>
@@ -5803,7 +6127,7 @@
                     <pic:cNvPicPr/>
                   </pic:nvPicPr>
                   <pic:blipFill>
-                    <a:blip r:embed="rId43"/>
+                    <a:blip r:embed="rId49"/>
                     <a:stretch>
                       <a:fillRect/>
                     </a:stretch>
@@ -5851,7 +6175,7 @@
                     <pic:cNvPicPr/>
                   </pic:nvPicPr>
                   <pic:blipFill>
-                    <a:blip r:embed="rId44"/>
+                    <a:blip r:embed="rId50"/>
                     <a:stretch>
                       <a:fillRect/>
                     </a:stretch>
@@ -5873,7 +6197,7 @@
       </w:r>
     </w:p>
     <w:sectPr>
-      <w:footerReference w:type="default" r:id="rId45"/>
+      <w:footerReference w:type="default" r:id="rId51"/>
       <w:pgSz w:w="11906" w:h="16838"/>
       <w:pgMar w:top="1417" w:right="1417" w:bottom="1417" w:left="1417" w:header="708" w:footer="708" w:gutter="0"/>
       <w:cols w:space="708"/>
@@ -5978,6 +6302,95 @@
 <file path=word/numbering.xml><?xml version="1.0" encoding="utf-8"?>
 <w:numbering xmlns:wpc="http://schemas.microsoft.com/office/word/2010/wordprocessingCanvas" xmlns:cx="http://schemas.microsoft.com/office/drawing/2014/chartex" xmlns:cx1="http://schemas.microsoft.com/office/drawing/2015/9/8/chartex" xmlns:cx2="http://schemas.microsoft.com/office/drawing/2015/10/21/chartex" xmlns:cx3="http://schemas.microsoft.com/office/drawing/2016/5/9/chartex" xmlns:cx4="http://schemas.microsoft.com/office/drawing/2016/5/10/chartex" xmlns:cx5="http://schemas.microsoft.com/office/drawing/2016/5/11/chartex" xmlns:cx6="http://schemas.microsoft.com/office/drawing/2016/5/12/chartex" xmlns:cx7="http://schemas.microsoft.com/office/drawing/2016/5/13/chartex" xmlns:cx8="http://schemas.microsoft.com/office/drawing/2016/5/14/chartex" xmlns:mc="http://schemas.openxmlformats.org/markup-compatibility/2006" xmlns:aink="http://schemas.microsoft.com/office/drawing/2016/ink" xmlns:am3d="http://schemas.microsoft.com/office/drawing/2017/model3d" xmlns:o="urn:schemas-microsoft-com:office:office" xmlns:oel="http://schemas.microsoft.com/office/2019/extlst" xmlns:r="http://schemas.openxmlformats.org/officeDocument/2006/relationships" xmlns:m="http://schemas.openxmlformats.org/officeDocument/2006/math" xmlns:v="urn:schemas-microsoft-com:vml" xmlns:wp14="http://schemas.microsoft.com/office/word/2010/wordprocessingDrawing" xmlns:wp="http://schemas.openxmlformats.org/drawingml/2006/wordprocessingDrawing" xmlns:w10="urn:schemas-microsoft-com:office:word" xmlns:w="http://schemas.openxmlformats.org/wordprocessingml/2006/main" xmlns:w14="http://schemas.microsoft.com/office/word/2010/wordml" xmlns:w15="http://schemas.microsoft.com/office/word/2012/wordml" xmlns:w16cei="http://schemas.microsoft.com/office/word/2026/wordml/cei" xmlns:w16cex="http://schemas.microsoft.com/office/word/2018/wordml/cex" xmlns:w16cid="http://schemas.microsoft.com/office/word/2016/wordml/cid" xmlns:w16="http://schemas.microsoft.com/office/word/2018/wordml" xmlns:w16du="http://schemas.microsoft.com/office/word/2023/wordml/word16du" xmlns:w16sdtdh="http://schemas.microsoft.com/office/word/2020/wordml/sdtdatahash" xmlns:w16sdtfl="http://schemas.microsoft.com/office/word/2024/wordml/sdtformatlock" xmlns:w16se="http://schemas.microsoft.com/office/word/2015/wordml/symex" xmlns:wpg="http://schemas.microsoft.com/office/word/2010/wordprocessingGroup" xmlns:wpi="http://schemas.microsoft.com/office/word/2010/wordprocessingInk" xmlns:wne="http://schemas.microsoft.com/office/word/2006/wordml" xmlns:wps="http://schemas.microsoft.com/office/word/2010/wordprocessingShape" mc:Ignorable="w14 w15 w16se w16cid w16 w16cex w16sdtdh w16sdtfl w16du wp14">
   <w:abstractNum w:abstractNumId="0" w15:restartNumberingAfterBreak="0">
+    <w:nsid w:val="2B854823"/>
+    <w:multiLevelType w:val="hybridMultilevel"/>
+    <w:tmpl w:val="3F7A87C6"/>
+    <w:lvl w:ilvl="0" w:tplc="0413000F">
+      <w:start w:val="1"/>
+      <w:numFmt w:val="decimal"/>
+      <w:lvlText w:val="%1."/>
+      <w:lvlJc w:val="left"/>
+      <w:pPr>
+        <w:ind w:left="720" w:hanging="360"/>
+      </w:pPr>
+      <w:rPr>
+        <w:rFonts w:hint="default"/>
+      </w:rPr>
+    </w:lvl>
+    <w:lvl w:ilvl="1" w:tplc="04130019" w:tentative="1">
+      <w:start w:val="1"/>
+      <w:numFmt w:val="lowerLetter"/>
+      <w:lvlText w:val="%2."/>
+      <w:lvlJc w:val="left"/>
+      <w:pPr>
+        <w:ind w:left="1440" w:hanging="360"/>
+      </w:pPr>
+    </w:lvl>
+    <w:lvl w:ilvl="2" w:tplc="0413001B" w:tentative="1">
+      <w:start w:val="1"/>
+      <w:numFmt w:val="lowerRoman"/>
+      <w:lvlText w:val="%3."/>
+      <w:lvlJc w:val="right"/>
+      <w:pPr>
+        <w:ind w:left="2160" w:hanging="180"/>
+      </w:pPr>
+    </w:lvl>
+    <w:lvl w:ilvl="3" w:tplc="0413000F" w:tentative="1">
+      <w:start w:val="1"/>
+      <w:numFmt w:val="decimal"/>
+      <w:lvlText w:val="%4."/>
+      <w:lvlJc w:val="left"/>
+      <w:pPr>
+        <w:ind w:left="2880" w:hanging="360"/>
+      </w:pPr>
+    </w:lvl>
+    <w:lvl w:ilvl="4" w:tplc="04130019" w:tentative="1">
+      <w:start w:val="1"/>
+      <w:numFmt w:val="lowerLetter"/>
+      <w:lvlText w:val="%5."/>
+      <w:lvlJc w:val="left"/>
+      <w:pPr>
+        <w:ind w:left="3600" w:hanging="360"/>
+      </w:pPr>
+    </w:lvl>
+    <w:lvl w:ilvl="5" w:tplc="0413001B" w:tentative="1">
+      <w:start w:val="1"/>
+      <w:numFmt w:val="lowerRoman"/>
+      <w:lvlText w:val="%6."/>
+      <w:lvlJc w:val="right"/>
+      <w:pPr>
+        <w:ind w:left="4320" w:hanging="180"/>
+      </w:pPr>
+    </w:lvl>
+    <w:lvl w:ilvl="6" w:tplc="0413000F" w:tentative="1">
+      <w:start w:val="1"/>
+      <w:numFmt w:val="decimal"/>
+      <w:lvlText w:val="%7."/>
+      <w:lvlJc w:val="left"/>
+      <w:pPr>
+        <w:ind w:left="5040" w:hanging="360"/>
+      </w:pPr>
+    </w:lvl>
+    <w:lvl w:ilvl="7" w:tplc="04130019" w:tentative="1">
+      <w:start w:val="1"/>
+      <w:numFmt w:val="lowerLetter"/>
+      <w:lvlText w:val="%8."/>
+      <w:lvlJc w:val="left"/>
+      <w:pPr>
+        <w:ind w:left="5760" w:hanging="360"/>
+      </w:pPr>
+    </w:lvl>
+    <w:lvl w:ilvl="8" w:tplc="0413001B" w:tentative="1">
+      <w:start w:val="1"/>
+      <w:numFmt w:val="lowerRoman"/>
+      <w:lvlText w:val="%9."/>
+      <w:lvlJc w:val="right"/>
+      <w:pPr>
+        <w:ind w:left="6480" w:hanging="180"/>
+      </w:pPr>
+    </w:lvl>
+  </w:abstractNum>
+  <w:abstractNum w:abstractNumId="1" w15:restartNumberingAfterBreak="0">
     <w:nsid w:val="4BCF7964"/>
     <w:multiLevelType w:val="hybridMultilevel"/>
     <w:tmpl w:val="2840AB8A"/>
@@ -6091,6 +6504,9 @@
     </w:lvl>
   </w:abstractNum>
   <w:num w:numId="1" w16cid:durableId="1251966045">
+    <w:abstractNumId w:val="1"/>
+  </w:num>
+  <w:num w:numId="2" w16cid:durableId="802622451">
     <w:abstractNumId w:val="0"/>
   </w:num>
 </w:numbering>
@@ -6699,7 +7115,6 @@
   <w:style w:type="character" w:default="1" w:styleId="Standaardalinea-lettertype">
     <w:name w:val="Default Paragraph Font"/>
     <w:uiPriority w:val="1"/>
-    <w:semiHidden/>
     <w:unhideWhenUsed/>
   </w:style>
   <w:style w:type="table" w:default="1" w:styleId="Standaardtabel">
@@ -7454,10 +7869,6 @@
 </file>
 
 <file path=customXml/item1.xml><?xml version="1.0" encoding="utf-8"?>
-<b:Sources xmlns:b="http://schemas.openxmlformats.org/officeDocument/2006/bibliography" xmlns="http://schemas.openxmlformats.org/officeDocument/2006/bibliography" SelectedStyle="\APASixthEditionOfficeOnline.xsl" StyleName="APA" Version="6"/>
-</file>
-
-<file path=customXml/item2.xml><?xml version="1.0" encoding="utf-8"?>
 <?mso-contentType ?>
 <FormTemplates xmlns="http://schemas.microsoft.com/sharepoint/v3/contenttype/forms">
   <Display>DocumentLibraryForm</Display>
@@ -7466,7 +7877,22 @@
 </FormTemplates>
 </file>
 
+<file path=customXml/item2.xml><?xml version="1.0" encoding="utf-8"?>
+<b:Sources xmlns:b="http://schemas.openxmlformats.org/officeDocument/2006/bibliography" xmlns="http://schemas.openxmlformats.org/officeDocument/2006/bibliography" SelectedStyle="\APASixthEditionOfficeOnline.xsl" StyleName="APA" Version="6"/>
+</file>
+
 <file path=customXml/item3.xml><?xml version="1.0" encoding="utf-8"?>
+<p:properties xmlns:p="http://schemas.microsoft.com/office/2006/metadata/properties" xmlns:xsi="http://www.w3.org/2001/XMLSchema-instance" xmlns:pc="http://schemas.microsoft.com/office/infopath/2007/PartnerControls">
+  <documentManagement>
+    <TaxCatchAll xmlns="afe16287-2b76-4080-a1c2-3a91512ed80e" xsi:nil="true"/>
+    <lcf76f155ced4ddcb4097134ff3c332f xmlns="1a6240ed-7c41-4edb-94ae-2035b5d20f17">
+      <Terms xmlns="http://schemas.microsoft.com/office/infopath/2007/PartnerControls"/>
+    </lcf76f155ced4ddcb4097134ff3c332f>
+  </documentManagement>
+</p:properties>
+</file>
+
+<file path=customXml/item4.xml><?xml version="1.0" encoding="utf-8"?>
 <ct:contentTypeSchema xmlns:ct="http://schemas.microsoft.com/office/2006/metadata/contentType" xmlns:ma="http://schemas.microsoft.com/office/2006/metadata/properties/metaAttributes" ct:_="" ma:_="" ma:contentTypeName="Document" ma:contentTypeID="0x010100C1165DA1E82DA14DA7CBDAC8B0B9D822" ma:contentTypeVersion="16" ma:contentTypeDescription="Een nieuw document maken." ma:contentTypeScope="" ma:versionID="30f741366d9b73efe134640e21f984a8">
   <xsd:schema xmlns:xsd="http://www.w3.org/2001/XMLSchema" xmlns:xs="http://www.w3.org/2001/XMLSchema" xmlns:p="http://schemas.microsoft.com/office/2006/metadata/properties" xmlns:ns2="1a6240ed-7c41-4edb-94ae-2035b5d20f17" xmlns:ns3="afe16287-2b76-4080-a1c2-3a91512ed80e" targetNamespace="http://schemas.microsoft.com/office/2006/metadata/properties" ma:root="true" ma:fieldsID="b050bdc436073bf8b23721fe3834b399" ns2:_="" ns3:_="">
     <xsd:import namespace="1a6240ed-7c41-4edb-94ae-2035b5d20f17"/>
@@ -7707,18 +8133,15 @@
 </ct:contentTypeSchema>
 </file>
 
-<file path=customXml/item4.xml><?xml version="1.0" encoding="utf-8"?>
-<p:properties xmlns:p="http://schemas.microsoft.com/office/2006/metadata/properties" xmlns:xsi="http://www.w3.org/2001/XMLSchema-instance" xmlns:pc="http://schemas.microsoft.com/office/infopath/2007/PartnerControls">
-  <documentManagement>
-    <TaxCatchAll xmlns="afe16287-2b76-4080-a1c2-3a91512ed80e" xsi:nil="true"/>
-    <lcf76f155ced4ddcb4097134ff3c332f xmlns="1a6240ed-7c41-4edb-94ae-2035b5d20f17">
-      <Terms xmlns="http://schemas.microsoft.com/office/infopath/2007/PartnerControls"/>
-    </lcf76f155ced4ddcb4097134ff3c332f>
-  </documentManagement>
-</p:properties>
+<file path=customXml/itemProps1.xml><?xml version="1.0" encoding="utf-8"?>
+<ds:datastoreItem xmlns:ds="http://schemas.openxmlformats.org/officeDocument/2006/customXml" ds:itemID="{DF777515-D636-4324-9451-41241A1C56FF}">
+  <ds:schemaRefs>
+    <ds:schemaRef ds:uri="http://schemas.microsoft.com/sharepoint/v3/contenttype/forms"/>
+  </ds:schemaRefs>
+</ds:datastoreItem>
 </file>
 
-<file path=customXml/itemProps1.xml><?xml version="1.0" encoding="utf-8"?>
+<file path=customXml/itemProps2.xml><?xml version="1.0" encoding="utf-8"?>
 <ds:datastoreItem xmlns:ds="http://schemas.openxmlformats.org/officeDocument/2006/customXml" ds:itemID="{3CDA24A4-EF23-4B3E-BA63-DF89D1DAA6D8}">
   <ds:schemaRefs>
     <ds:schemaRef ds:uri="http://schemas.openxmlformats.org/officeDocument/2006/bibliography"/>
@@ -7726,15 +8149,18 @@
 </ds:datastoreItem>
 </file>
 
-<file path=customXml/itemProps2.xml><?xml version="1.0" encoding="utf-8"?>
-<ds:datastoreItem xmlns:ds="http://schemas.openxmlformats.org/officeDocument/2006/customXml" ds:itemID="{DF777515-D636-4324-9451-41241A1C56FF}">
+<file path=customXml/itemProps3.xml><?xml version="1.0" encoding="utf-8"?>
+<ds:datastoreItem xmlns:ds="http://schemas.openxmlformats.org/officeDocument/2006/customXml" ds:itemID="{1B86B907-51B5-4E27-B65C-DDB101FF4A43}">
   <ds:schemaRefs>
-    <ds:schemaRef ds:uri="http://schemas.microsoft.com/sharepoint/v3/contenttype/forms"/>
+    <ds:schemaRef ds:uri="http://schemas.microsoft.com/office/2006/metadata/properties"/>
+    <ds:schemaRef ds:uri="http://schemas.microsoft.com/office/infopath/2007/PartnerControls"/>
+    <ds:schemaRef ds:uri="afe16287-2b76-4080-a1c2-3a91512ed80e"/>
+    <ds:schemaRef ds:uri="1a6240ed-7c41-4edb-94ae-2035b5d20f17"/>
   </ds:schemaRefs>
 </ds:datastoreItem>
 </file>
 
-<file path=customXml/itemProps3.xml><?xml version="1.0" encoding="utf-8"?>
+<file path=customXml/itemProps4.xml><?xml version="1.0" encoding="utf-8"?>
 <ds:datastoreItem xmlns:ds="http://schemas.openxmlformats.org/officeDocument/2006/customXml" ds:itemID="{3781D96A-06E1-4F65-B722-38650BC2336D}">
   <ds:schemaRefs>
     <ds:schemaRef ds:uri="http://schemas.microsoft.com/office/2006/metadata/contentType"/>
@@ -7753,17 +8179,6 @@
 </ds:datastoreItem>
 </file>
 
-<file path=customXml/itemProps4.xml><?xml version="1.0" encoding="utf-8"?>
-<ds:datastoreItem xmlns:ds="http://schemas.openxmlformats.org/officeDocument/2006/customXml" ds:itemID="{1B86B907-51B5-4E27-B65C-DDB101FF4A43}">
-  <ds:schemaRefs>
-    <ds:schemaRef ds:uri="http://schemas.microsoft.com/office/2006/metadata/properties"/>
-    <ds:schemaRef ds:uri="http://schemas.microsoft.com/office/infopath/2007/PartnerControls"/>
-    <ds:schemaRef ds:uri="afe16287-2b76-4080-a1c2-3a91512ed80e"/>
-    <ds:schemaRef ds:uri="1a6240ed-7c41-4edb-94ae-2035b5d20f17"/>
-  </ds:schemaRefs>
-</ds:datastoreItem>
-</file>
-
 <file path=docMetadata/LabelInfo.xml><?xml version="1.0" encoding="utf-8"?>
 <clbl:labelList xmlns:clbl="http://schemas.microsoft.com/office/2020/mipLabelMetadata">
   <clbl:label id="{ddf292db-23df-4367-b11b-bd324b58e5bb}" enabled="0" method="" siteId="{ddf292db-23df-4367-b11b-bd324b58e5bb}" removed="1"/>
